--- a/data/output/report/화행코딩_1차보고_20260804.docx
+++ b/data/output/report/화행코딩_1차보고_20260804.docx
@@ -1778,6 +1778,654 @@
       </w:r>
     </w:p>
     <w:p>
+      <w:r>
+        <w:br w:type="page"/>
+      </w:r>
+    </w:p>
+    <w:p>
+      <w:pPr>
+        <w:spacing w:before="400" w:after="100"/>
+      </w:pPr>
+      <w:r>
+        <w:rPr>
+          <w:rFonts w:ascii="맑은 고딕" w:hAnsi="맑은 고딕" w:eastAsia="맑은 고딕"/>
+          <w:b/>
+          <w:color w:val="898781"/>
+          <w:sz w:val="26"/>
+        </w:rPr>
+        <w:t xml:space="preserve">근거  </w:t>
+      </w:r>
+      <w:r>
+        <w:rPr>
+          <w:rFonts w:ascii="맑은 고딕" w:hAnsi="맑은 고딕" w:eastAsia="맑은 고딕"/>
+          <w:b/>
+          <w:color w:val="0B0B0B"/>
+          <w:sz w:val="26"/>
+        </w:rPr>
+        <w:t>왜 이 도구들을 골랐나</w:t>
+      </w:r>
+    </w:p>
+    <w:p>
+      <w:pPr>
+        <w:spacing w:before="0" w:after="240"/>
+      </w:pPr>
+      <w:r>
+        <w:rPr>
+          <w:rFonts w:ascii="맑은 고딕" w:hAnsi="맑은 고딕" w:eastAsia="맑은 고딕"/>
+          <w:b w:val="0"/>
+          <w:i w:val="0"/>
+          <w:color w:val="0B0B0B"/>
+          <w:sz w:val="21"/>
+        </w:rPr>
+        <w:t>세 가지 선택 — AI 응답에 ESConv, 사용자 발화에 3i4K, 감정에 설문 자기보고 — 은 모두 같은 원칙에서 나왔습니다. 직접 만들지 않고 published + 공개 데이터셋인 체계를 고르면 우리 데이터를 원 데이터와 대조할 수 있고, 그 대조 자체가 결과가 됩니다.</w:t>
+      </w:r>
+    </w:p>
+    <w:p>
+      <w:pPr>
+        <w:spacing w:before="0" w:after="80"/>
+      </w:pPr>
+      <w:r>
+        <w:rPr>
+          <w:rFonts w:ascii="맑은 고딕" w:hAnsi="맑은 고딕" w:eastAsia="맑은 고딕"/>
+          <w:b/>
+          <w:i w:val="0"/>
+          <w:color w:val="0B0B0B"/>
+          <w:sz w:val="23"/>
+        </w:rPr>
+        <w:t>① AI 응답 — ESConv 8전략 (Liu et al., ACL 2021)</w:t>
+      </w:r>
+    </w:p>
+    <w:p>
+      <w:pPr>
+        <w:spacing w:before="0" w:after="140"/>
+      </w:pPr>
+      <w:r>
+        <w:rPr>
+          <w:rFonts w:ascii="맑은 고딕" w:hAnsi="맑은 고딕" w:eastAsia="맑은 고딕"/>
+          <w:b w:val="0"/>
+          <w:i w:val="0"/>
+          <w:color w:val="0B0B0B"/>
+          <w:sz w:val="21"/>
+        </w:rPr>
+        <w:t>연구 질문이 “GPT가 어떤 지원 전략에 분량을 배분하는가”이므로 AI 응답용 전략 분류가 필요했습니다. 직접 만든 분류로는 “우리 데이터에서 이렇더라”까지만 말할 수 있지만, ESConv를 쓰면 원 데이터와 대조가 됩니다.</w:t>
+      </w:r>
+    </w:p>
+    <w:p>
+      <w:pPr>
+        <w:spacing w:before="0" w:after="120"/>
+      </w:pPr>
+      <w:r>
+        <w:rPr>
+          <w:rFonts w:ascii="맑은 고딕" w:hAnsi="맑은 고딕" w:eastAsia="맑은 고딕"/>
+          <w:b w:val="0"/>
+          <w:color w:val="0B0B0B"/>
+          <w:sz w:val="21"/>
+        </w:rPr>
+        <w:t xml:space="preserve">실제로 그 대조에서 결과가 나왔습니다 — </w:t>
+      </w:r>
+      <w:r>
+        <w:rPr>
+          <w:rFonts w:ascii="맑은 고딕" w:hAnsi="맑은 고딕" w:eastAsia="맑은 고딕"/>
+          <w:b/>
+          <w:color w:val="0B0B0B"/>
+          <w:sz w:val="21"/>
+        </w:rPr>
+        <w:t>SLF(자기개방)는 ESConv 원 데이터에서 9.7%인데 GPT는 자기 경험이 없어 구조적으로 불가능합니다.</w:t>
+      </w:r>
+      <w:r>
+        <w:rPr>
+          <w:rFonts w:ascii="맑은 고딕" w:hAnsi="맑은 고딕" w:eastAsia="맑은 고딕"/>
+          <w:b w:val="0"/>
+          <w:color w:val="0B0B0B"/>
+          <w:sz w:val="21"/>
+        </w:rPr>
+        <w:t xml:space="preserve"> 같은 체계를 썼기 때문에 “빠졌다”고 말할 수 있는 것이고, 새 체계였다면 애초에 그 칸이 없었을 것입니다.</w:t>
+      </w:r>
+    </w:p>
+    <w:p>
+      <w:pPr>
+        <w:spacing w:before="0" w:after="280"/>
+      </w:pPr>
+      <w:r>
+        <w:rPr>
+          <w:rFonts w:ascii="맑은 고딕" w:hAnsi="맑은 고딕" w:eastAsia="맑은 고딕"/>
+          <w:b w:val="0"/>
+          <w:i w:val="0"/>
+          <w:color w:val="898781"/>
+          <w:sz w:val="19"/>
+        </w:rPr>
+        <w:t>예상 반론 — “ESConv는 사람↔사람 crowdworker 데이터인데 인간↔AI에 써도 되나?” → 되는지가 검증 대상이지 전제가 아닙니다. SLF 부재가 그 첫 결과입니다.</w:t>
+      </w:r>
+    </w:p>
+    <w:p>
+      <w:pPr>
+        <w:spacing w:before="0" w:after="80"/>
+      </w:pPr>
+      <w:r>
+        <w:rPr>
+          <w:rFonts w:ascii="맑은 고딕" w:hAnsi="맑은 고딕" w:eastAsia="맑은 고딕"/>
+          <w:b/>
+          <w:i w:val="0"/>
+          <w:color w:val="0B0B0B"/>
+          <w:sz w:val="23"/>
+        </w:rPr>
+        <w:t>② 사용자 발화 — 3i4K 6클래스 (Cho et al., 2018, arXiv:1811.04231)</w:t>
+      </w:r>
+    </w:p>
+    <w:p>
+      <w:pPr>
+        <w:spacing w:before="0" w:after="140"/>
+      </w:pPr>
+      <w:r>
+        <w:rPr>
+          <w:rFonts w:ascii="맑은 고딕" w:hAnsi="맑은 고딕" w:eastAsia="맑은 고딕"/>
+          <w:b w:val="0"/>
+          <w:i w:val="0"/>
+          <w:color w:val="0B0B0B"/>
+          <w:sz w:val="21"/>
+        </w:rPr>
+        <w:t>제1부와 같은 원칙입니다. 사용자 발화 쪽에서 그 조건을 만족하는 한국어 체계는 3i4K가 사실상 유일합니다(Fleiss κ=0.85, 서울 한국어 L1 화자 3인 다수결).</w:t>
+      </w:r>
+    </w:p>
+    <w:p>
+      <w:pPr>
+        <w:spacing w:before="0" w:after="160"/>
+      </w:pPr>
+      <w:r>
+        <w:rPr>
+          <w:rFonts w:ascii="맑은 고딕" w:hAnsi="맑은 고딕" w:eastAsia="맑은 고딕"/>
+          <w:b/>
+          <w:color w:val="0B0B0B"/>
+          <w:sz w:val="21"/>
+        </w:rPr>
+        <w:t xml:space="preserve">한국어여야 했던 이유가 따로 있습니다. </w:t>
+      </w:r>
+      <w:r>
+        <w:rPr>
+          <w:rFonts w:ascii="맑은 고딕" w:hAnsi="맑은 고딕" w:eastAsia="맑은 고딕"/>
+          <w:b w:val="0"/>
+          <w:color w:val="0B0B0B"/>
+          <w:sz w:val="21"/>
+        </w:rPr>
+        <w:t>DAMSL·ISO 24617-2는 영어권 대화 기준인데, 한국어는 head-final이라 문장 유형이 종결어미와 억양으로 결정됩니다. 영어 스킴은 그 특성을 다루지 않습니다. 3i4K는 정확히 그 문제를 푼 논문이고, IU(억양 의존)만 빼면 나머지 6개는 텍스트만으로 판정되도록 이미 설계·검증돼 있습니다.</w:t>
+      </w:r>
+    </w:p>
+    <w:p>
+      <w:pPr>
+        <w:spacing w:before="160" w:after="60"/>
+        <w:jc w:val="center"/>
+      </w:pPr>
+      <w:r>
+        <w:drawing>
+          <wp:inline xmlns:a="http://schemas.openxmlformats.org/drawingml/2006/main" xmlns:pic="http://schemas.openxmlformats.org/drawingml/2006/picture">
+            <wp:extent cx="5832000" cy="2360571"/>
+            <wp:docPr id="5" name="Picture 5"/>
+            <wp:cNvGraphicFramePr>
+              <a:graphicFrameLocks noChangeAspect="1"/>
+            </wp:cNvGraphicFramePr>
+            <a:graphic>
+              <a:graphicData uri="http://schemas.openxmlformats.org/drawingml/2006/picture">
+                <pic:pic>
+                  <pic:nvPicPr>
+                    <pic:cNvPr id="0" name="c5.png"/>
+                    <pic:cNvPicPr/>
+                  </pic:nvPicPr>
+                  <pic:blipFill>
+                    <a:blip r:embed="rId13"/>
+                    <a:stretch>
+                      <a:fillRect/>
+                    </a:stretch>
+                  </pic:blipFill>
+                  <pic:spPr>
+                    <a:xfrm>
+                      <a:off x="0" y="0"/>
+                      <a:ext cx="5832000" cy="2360571"/>
+                    </a:xfrm>
+                    <a:prstGeom prst="rect"/>
+                  </pic:spPr>
+                </pic:pic>
+              </a:graphicData>
+            </a:graphic>
+          </wp:inline>
+        </w:drawing>
+      </w:r>
+    </w:p>
+    <w:p>
+      <w:pPr>
+        <w:spacing w:before="0" w:after="280"/>
+        <w:jc w:val="center"/>
+      </w:pPr>
+      <w:r>
+        <w:rPr>
+          <w:rFonts w:ascii="맑은 고딕" w:hAnsi="맑은 고딕" w:eastAsia="맑은 고딕"/>
+          <w:b w:val="0"/>
+          <w:i w:val="0"/>
+          <w:color w:val="898781"/>
+          <w:sz w:val="18"/>
+        </w:rPr>
+        <w:t>그림 5. 3i4K 원 코퍼스와 본 연구의 화행 분포 대조 · IU 제외 · 3i4K 6코드 기준</w:t>
+      </w:r>
+    </w:p>
+    <w:p>
+      <w:pPr>
+        <w:spacing w:before="0" w:after="160"/>
+      </w:pPr>
+      <w:r>
+        <w:rPr>
+          <w:rFonts w:ascii="맑은 고딕" w:hAnsi="맑은 고딕" w:eastAsia="맑은 고딕"/>
+          <w:b/>
+          <w:color w:val="0B0B0B"/>
+          <w:sz w:val="21"/>
+        </w:rPr>
+        <w:t xml:space="preserve">S는 거의 같은데(45.3% → 45.9%) Q와 C가 정확히 뒤집혔습니다. </w:t>
+      </w:r>
+      <w:r>
+        <w:rPr>
+          <w:rFonts w:ascii="맑은 고딕" w:hAnsi="맑은 고딕" w:eastAsia="맑은 고딕"/>
+          <w:b w:val="0"/>
+          <w:color w:val="0B0B0B"/>
+          <w:sz w:val="21"/>
+        </w:rPr>
+        <w:t>스마트 스피커에는 명령(C)을 하고, LLM에는 질문(Q)을 합니다. 같은 체계를 썼기 때문에 이 문장을 쓸 수 있는 것이고, 새 분류를 만들었다면 비교 대상 자체가 없었을 것입니다.</w:t>
+      </w:r>
+    </w:p>
+    <w:p>
+      <w:pPr>
+        <w:spacing w:before="0" w:after="80"/>
+      </w:pPr>
+      <w:r>
+        <w:rPr>
+          <w:rFonts w:ascii="맑은 고딕" w:hAnsi="맑은 고딕" w:eastAsia="맑은 고딕"/>
+          <w:b/>
+          <w:i w:val="0"/>
+          <w:color w:val="0B0B0B"/>
+          <w:sz w:val="21"/>
+        </w:rPr>
+        <w:t>이 선택에서 나온 것 — 세 층위</w:t>
+      </w:r>
+    </w:p>
+    <w:p>
+      <w:pPr>
+        <w:pStyle w:val="ListBullet"/>
+        <w:spacing w:after="80"/>
+      </w:pPr>
+      <w:r>
+        <w:rPr>
+          <w:rFonts w:ascii="맑은 고딕" w:hAnsi="맑은 고딕" w:eastAsia="맑은 고딕"/>
+          <w:b/>
+          <w:color w:val="0B0B0B"/>
+          <w:sz w:val="21"/>
+        </w:rPr>
+        <w:t xml:space="preserve">도구에 대한 발견 — </w:t>
+      </w:r>
+      <w:r>
+        <w:rPr>
+          <w:rFonts w:ascii="맑은 고딕" w:hAnsi="맑은 고딕" w:eastAsia="맑은 고딕"/>
+          <w:color w:val="0B0B0B"/>
+          <w:sz w:val="21"/>
+        </w:rPr>
+        <w:t>3i4K를 그대로 적용하면 UNC 25%. 그 25%가 인사 1 · 표출 2 · 응답 4로 뭉치고 Q·RQ는 움직이지 않습니다. 한국어 화행 체계가 다중턴 인간–AI 대화에 그대로 적용되지 않으며, 비는 곳이 대화행위 층위로 특정됩니다.</w:t>
+      </w:r>
+    </w:p>
+    <w:p>
+      <w:pPr>
+        <w:pStyle w:val="ListBullet"/>
+        <w:spacing w:after="80"/>
+      </w:pPr>
+      <w:r>
+        <w:rPr>
+          <w:rFonts w:ascii="맑은 고딕" w:hAnsi="맑은 고딕" w:eastAsia="맑은 고딕"/>
+          <w:b/>
+          <w:color w:val="0B0B0B"/>
+          <w:sz w:val="21"/>
+        </w:rPr>
+        <w:t xml:space="preserve">원 코퍼스와의 대조 — </w:t>
+      </w:r>
+      <w:r>
+        <w:rPr>
+          <w:rFonts w:ascii="맑은 고딕" w:hAnsi="맑은 고딕" w:eastAsia="맑은 고딕"/>
+          <w:color w:val="0B0B0B"/>
+          <w:sz w:val="21"/>
+        </w:rPr>
+        <w:t>위 그림 5. 스마트 스피커 코퍼스와 LLM 상담 대화의 발화 구성이 Q·C 축에서 역전됩니다.</w:t>
+      </w:r>
+    </w:p>
+    <w:p>
+      <w:pPr>
+        <w:pStyle w:val="ListBullet"/>
+        <w:spacing w:after="80"/>
+      </w:pPr>
+      <w:r>
+        <w:rPr>
+          <w:rFonts w:ascii="맑은 고딕" w:hAnsi="맑은 고딕" w:eastAsia="맑은 고딕"/>
+          <w:b/>
+          <w:color w:val="0B0B0B"/>
+          <w:sz w:val="21"/>
+        </w:rPr>
+        <w:t xml:space="preserve">발견 3의 전제 — </w:t>
+      </w:r>
+      <w:r>
+        <w:rPr>
+          <w:rFonts w:ascii="맑은 고딕" w:hAnsi="맑은 고딕" w:eastAsia="맑은 고딕"/>
+          <w:color w:val="0B0B0B"/>
+          <w:sz w:val="21"/>
+        </w:rPr>
+        <w:t>화행 축이 있었기 때문에 “Q가 주도하는 대화에서 정서가 은폐된다”(발견 3)를 말할 수 있습니다. 화행 축이 없으면 “P02는 감정 표현이 적다”라는 기술에서 끝납니다.</w:t>
+      </w:r>
+    </w:p>
+    <w:p>
+      <w:pPr>
+        <w:spacing w:before="0" w:after="280"/>
+      </w:pPr>
+      <w:r>
+        <w:rPr>
+          <w:rFonts w:ascii="맑은 고딕" w:hAnsi="맑은 고딕" w:eastAsia="맑은 고딕"/>
+          <w:b w:val="0"/>
+          <w:i w:val="0"/>
+          <w:color w:val="898781"/>
+          <w:sz w:val="19"/>
+        </w:rPr>
+        <w:t>예상 반론 — “처음부터 ISO 24617-2를 쓰지” → 한국어 코퍼스가 아니고, 무엇보다 대조군이 사라집니다. 안 맞는다는 것을 수치로 보이는 것이 기여인데, 처음부터 맞는 도구를 쓰면 그 발견이 없습니다. / “RC 0건, RQ 2.7%면 과한 체계 아닌가” → 그 자체가 결과입니다. 원 논문이 둘을 나눈 근거는 어조였고 텍스트에는 그 근거가 없습니다.</w:t>
+      </w:r>
+    </w:p>
+    <w:p>
+      <w:pPr>
+        <w:spacing w:before="0" w:after="80"/>
+      </w:pPr>
+      <w:r>
+        <w:rPr>
+          <w:rFonts w:ascii="맑은 고딕" w:hAnsi="맑은 고딕" w:eastAsia="맑은 고딕"/>
+          <w:b/>
+          <w:i w:val="0"/>
+          <w:color w:val="0B0B0B"/>
+          <w:sz w:val="23"/>
+        </w:rPr>
+        <w:t>③ 사용자 감정 — 설문 자기보고 VA (전 / 주제별 / 후)</w:t>
+      </w:r>
+    </w:p>
+    <w:p>
+      <w:pPr>
+        <w:spacing w:before="0" w:after="200"/>
+      </w:pPr>
+      <w:r>
+        <w:rPr>
+          <w:rFonts w:ascii="맑은 고딕" w:hAnsi="맑은 고딕" w:eastAsia="맑은 고딕"/>
+          <w:b w:val="0"/>
+          <w:i w:val="0"/>
+          <w:color w:val="0B0B0B"/>
+          <w:sz w:val="21"/>
+        </w:rPr>
+        <w:t>세 값의 역할이 각각 다릅니다. 전→후는 대화 전체의 정서 효과(V 5.36 → 5.95, +0.59)를 재고, 주제별 값은 에피소드 단위 감정을 대화 로그와 잇는 유일한 고리입니다.</w:t>
+      </w:r>
+    </w:p>
+    <w:tbl>
+      <w:tblPr>
+        <w:tblStyle w:val="LightGrid-Accent1"/>
+        <w:tblW w:type="auto" w:w="0"/>
+        <w:jc w:val="center"/>
+        <w:tblLook w:firstColumn="1" w:firstRow="1" w:lastColumn="0" w:lastRow="0" w:noHBand="0" w:noVBand="1" w:val="04A0"/>
+      </w:tblPr>
+      <w:tblGrid>
+        <w:gridCol w:w="3173"/>
+        <w:gridCol w:w="3173"/>
+        <w:gridCol w:w="3173"/>
+      </w:tblGrid>
+      <w:tr>
+        <w:tc>
+          <w:tcPr>
+            <w:tcW w:type="dxa" w:w="2835"/>
+          </w:tcPr>
+          <w:p>
+            <w:r/>
+            <w:r>
+              <w:rPr>
+                <w:rFonts w:ascii="맑은 고딕" w:hAnsi="맑은 고딕" w:eastAsia="맑은 고딕"/>
+                <w:b/>
+                <w:sz w:val="18"/>
+              </w:rPr>
+              <w:t>자기보고 세 값의 상관 (n=22)</w:t>
+            </w:r>
+          </w:p>
+        </w:tc>
+        <w:tc>
+          <w:tcPr>
+            <w:tcW w:type="dxa" w:w="1928"/>
+          </w:tcPr>
+          <w:p>
+            <w:r/>
+            <w:r>
+              <w:rPr>
+                <w:rFonts w:ascii="맑은 고딕" w:hAnsi="맑은 고딕" w:eastAsia="맑은 고딕"/>
+                <w:b/>
+                <w:sz w:val="18"/>
+              </w:rPr>
+              <w:t>r</w:t>
+            </w:r>
+          </w:p>
+        </w:tc>
+        <w:tc>
+          <w:tcPr>
+            <w:tcW w:type="dxa" w:w="4195"/>
+          </w:tcPr>
+          <w:p>
+            <w:r/>
+            <w:r>
+              <w:rPr>
+                <w:rFonts w:ascii="맑은 고딕" w:hAnsi="맑은 고딕" w:eastAsia="맑은 고딕"/>
+                <w:b/>
+                <w:sz w:val="18"/>
+              </w:rPr>
+              <w:t>해석</w:t>
+            </w:r>
+          </w:p>
+        </w:tc>
+      </w:tr>
+      <w:tr>
+        <w:tc>
+          <w:tcPr>
+            <w:tcW w:type="dxa" w:w="2835"/>
+          </w:tcPr>
+          <w:p>
+            <w:r/>
+            <w:r>
+              <w:rPr>
+                <w:rFonts w:ascii="맑은 고딕" w:hAnsi="맑은 고딕" w:eastAsia="맑은 고딕"/>
+                <w:b w:val="0"/>
+                <w:color w:val="0B0B0B"/>
+                <w:sz w:val="18"/>
+              </w:rPr>
+              <w:t>전 vs 후</w:t>
+            </w:r>
+          </w:p>
+        </w:tc>
+        <w:tc>
+          <w:tcPr>
+            <w:tcW w:type="dxa" w:w="1928"/>
+          </w:tcPr>
+          <w:p>
+            <w:r/>
+            <w:r>
+              <w:rPr>
+                <w:rFonts w:ascii="맑은 고딕" w:hAnsi="맑은 고딕" w:eastAsia="맑은 고딕"/>
+                <w:b w:val="0"/>
+                <w:color w:val="0B0B0B"/>
+                <w:sz w:val="18"/>
+              </w:rPr>
+              <w:t>+0.668 (p=.001)</w:t>
+            </w:r>
+          </w:p>
+        </w:tc>
+        <w:tc>
+          <w:tcPr>
+            <w:tcW w:type="dxa" w:w="4195"/>
+          </w:tcPr>
+          <w:p>
+            <w:r/>
+            <w:r>
+              <w:rPr>
+                <w:rFonts w:ascii="맑은 고딕" w:hAnsi="맑은 고딕" w:eastAsia="맑은 고딕"/>
+                <w:b w:val="0"/>
+                <w:color w:val="0B0B0B"/>
+                <w:sz w:val="18"/>
+              </w:rPr>
+              <w:t>같은 사람의 기본 기분. 강하게 붙어 있음</w:t>
+            </w:r>
+          </w:p>
+        </w:tc>
+      </w:tr>
+      <w:tr>
+        <w:tc>
+          <w:tcPr>
+            <w:tcW w:type="dxa" w:w="2835"/>
+          </w:tcPr>
+          <w:p>
+            <w:r/>
+            <w:r>
+              <w:rPr>
+                <w:rFonts w:ascii="맑은 고딕" w:hAnsi="맑은 고딕" w:eastAsia="맑은 고딕"/>
+                <w:b/>
+                <w:color w:val="1C5CAB"/>
+                <w:sz w:val="18"/>
+              </w:rPr>
+              <w:t>주제1 vs 전</w:t>
+            </w:r>
+          </w:p>
+        </w:tc>
+        <w:tc>
+          <w:tcPr>
+            <w:tcW w:type="dxa" w:w="1928"/>
+          </w:tcPr>
+          <w:p>
+            <w:r/>
+            <w:r>
+              <w:rPr>
+                <w:rFonts w:ascii="맑은 고딕" w:hAnsi="맑은 고딕" w:eastAsia="맑은 고딕"/>
+                <w:b/>
+                <w:color w:val="1C5CAB"/>
+                <w:sz w:val="18"/>
+              </w:rPr>
+              <w:t>+0.292 (n.s.)</w:t>
+            </w:r>
+          </w:p>
+        </w:tc>
+        <w:tc>
+          <w:tcPr>
+            <w:tcW w:type="dxa" w:w="4195"/>
+          </w:tcPr>
+          <w:p>
+            <w:r/>
+            <w:r>
+              <w:rPr>
+                <w:rFonts w:ascii="맑은 고딕" w:hAnsi="맑은 고딕" w:eastAsia="맑은 고딕"/>
+                <w:b/>
+                <w:color w:val="1C5CAB"/>
+                <w:sz w:val="18"/>
+              </w:rPr>
+              <w:t>무관 — 기본 기분의 반복이 아님</w:t>
+            </w:r>
+          </w:p>
+        </w:tc>
+      </w:tr>
+      <w:tr>
+        <w:tc>
+          <w:tcPr>
+            <w:tcW w:type="dxa" w:w="2835"/>
+          </w:tcPr>
+          <w:p>
+            <w:r/>
+            <w:r>
+              <w:rPr>
+                <w:rFonts w:ascii="맑은 고딕" w:hAnsi="맑은 고딕" w:eastAsia="맑은 고딕"/>
+                <w:b w:val="0"/>
+                <w:color w:val="0B0B0B"/>
+                <w:sz w:val="18"/>
+              </w:rPr>
+              <w:t>주제1 vs 후</w:t>
+            </w:r>
+          </w:p>
+        </w:tc>
+        <w:tc>
+          <w:tcPr>
+            <w:tcW w:type="dxa" w:w="1928"/>
+          </w:tcPr>
+          <w:p>
+            <w:r/>
+            <w:r>
+              <w:rPr>
+                <w:rFonts w:ascii="맑은 고딕" w:hAnsi="맑은 고딕" w:eastAsia="맑은 고딕"/>
+                <w:b w:val="0"/>
+                <w:color w:val="0B0B0B"/>
+                <w:sz w:val="18"/>
+              </w:rPr>
+              <w:t>+0.478 (p=.025)</w:t>
+            </w:r>
+          </w:p>
+        </w:tc>
+        <w:tc>
+          <w:tcPr>
+            <w:tcW w:type="dxa" w:w="4195"/>
+          </w:tcPr>
+          <w:p>
+            <w:r/>
+            <w:r>
+              <w:rPr>
+                <w:rFonts w:ascii="맑은 고딕" w:hAnsi="맑은 고딕" w:eastAsia="맑은 고딕"/>
+                <w:b w:val="0"/>
+                <w:color w:val="0B0B0B"/>
+                <w:sz w:val="18"/>
+              </w:rPr>
+            </w:r>
+          </w:p>
+        </w:tc>
+      </w:tr>
+    </w:tbl>
+    <w:p>
+      <w:pPr>
+        <w:spacing w:before="0" w:after="120"/>
+      </w:pPr>
+      <w:r>
+        <w:rPr>
+          <w:rFonts w:ascii="맑은 고딕" w:hAnsi="맑은 고딕" w:eastAsia="맑은 고딕"/>
+          <w:b/>
+          <w:color w:val="0B0B0B"/>
+          <w:sz w:val="21"/>
+        </w:rPr>
+        <w:t xml:space="preserve">주제1이 전과 무관하다는 것이 핵심입니다. </w:t>
+      </w:r>
+      <w:r>
+        <w:rPr>
+          <w:rFonts w:ascii="맑은 고딕" w:hAnsi="맑은 고딕" w:eastAsia="맑은 고딕"/>
+          <w:b w:val="0"/>
+          <w:color w:val="0B0B0B"/>
+          <w:sz w:val="21"/>
+        </w:rPr>
+        <w:t>그 사람의 평소 기분을 되풀이한 값이 아니라 그 주제에 대한 반응이라는 뜻이고, 그래서 로그와 이을 수 있습니다. 셋을 다 받은 이유가 이것입니다.</w:t>
+      </w:r>
+    </w:p>
+    <w:p>
+      <w:pPr>
+        <w:spacing w:before="0" w:after="120"/>
+      </w:pPr>
+      <w:r>
+        <w:rPr>
+          <w:rFonts w:ascii="맑은 고딕" w:hAnsi="맑은 고딕" w:eastAsia="맑은 고딕"/>
+          <w:b/>
+          <w:color w:val="0B0B0B"/>
+          <w:sz w:val="21"/>
+        </w:rPr>
+        <w:t xml:space="preserve">가장 중요한 것은 왜 연구자가 감정을 코딩하지 않고 자기보고를 썼는가입니다. </w:t>
+      </w:r>
+      <w:r>
+        <w:rPr>
+          <w:rFonts w:ascii="맑은 고딕" w:hAnsi="맑은 고딕" w:eastAsia="맑은 고딕"/>
+          <w:b w:val="0"/>
+          <w:color w:val="0B0B0B"/>
+          <w:sz w:val="21"/>
+        </w:rPr>
+        <w:t>텍스트에서 감정을 코딩하면서 동시에 “텍스트에 감정이 드러나는가”를 묻는 것은 순환입니다. 발견 3은 그 순환을 피했기 때문에 나올 수 있었습니다 — 연구자가 로그에서 감정을 매겼다면 P02는 “감정 없음”이 됐을 것이고 간극 자체가 사라졌을 것입니다.</w:t>
+      </w:r>
+    </w:p>
+    <w:p>
       <w:pPr>
         <w:spacing w:before="400" w:after="100"/>
       </w:pPr>

--- a/data/output/report/화행코딩_1차보고_20260804.docx
+++ b/data/output/report/화행코딩_1차보고_20260804.docx
@@ -1947,7 +1947,203 @@
           <w:color w:val="0B0B0B"/>
           <w:sz w:val="21"/>
         </w:rPr>
-        <w:t>DAMSL·ISO 24617-2는 영어권 대화 기준인데, 한국어는 head-final이라 문장 유형이 종결어미와 억양으로 결정됩니다. 영어 스킴은 그 특성을 다루지 않습니다. 3i4K는 정확히 그 문제를 푼 논문이고, IU(억양 의존)만 빼면 나머지 6개는 텍스트만으로 판정되도록 이미 설계·검증돼 있습니다.</w:t>
+        <w:t>DAMSL·ISO 24617-2는 영어권 대화 기준인데, 한국어는 head-final이라 문장 유형이 종결어미와 억양으로 결정됩니다. 영어 스킴은 그 특성을 다루지 않습니다. 3i4K는 정확히 그 문제를 푼 논문입니다.</w:t>
+      </w:r>
+    </w:p>
+    <w:p>
+      <w:pPr>
+        <w:spacing w:before="0" w:after="80"/>
+      </w:pPr>
+      <w:r>
+        <w:rPr>
+          <w:rFonts w:ascii="맑은 고딕" w:hAnsi="맑은 고딕" w:eastAsia="맑은 고딕"/>
+          <w:b/>
+          <w:i w:val="0"/>
+          <w:color w:val="0B0B0B"/>
+          <w:sz w:val="21"/>
+        </w:rPr>
+        <w:t>IU(억양 의존 발화)를 제외한 근거</w:t>
+      </w:r>
+    </w:p>
+    <w:p>
+      <w:pPr>
+        <w:spacing w:before="0" w:after="140"/>
+      </w:pPr>
+      <w:r>
+        <w:rPr>
+          <w:rFonts w:ascii="맑은 고딕" w:hAnsi="맑은 고딕" w:eastAsia="맑은 고딕"/>
+          <w:b w:val="0"/>
+          <w:i w:val="0"/>
+          <w:color w:val="0B0B0B"/>
+          <w:sz w:val="21"/>
+        </w:rPr>
+        <w:t>본 연구는 텍스트 전용이므로 7클래스 중 IU를 뺀 6클래스를 씁니다. 이것은 임의의 축소가 아니라 원 논문이 직접 평가한 조건입니다.</w:t>
+      </w:r>
+    </w:p>
+    <w:p>
+      <w:pPr>
+        <w:pStyle w:val="ListBullet"/>
+        <w:spacing w:after="80"/>
+      </w:pPr>
+      <w:r>
+        <w:rPr>
+          <w:rFonts w:ascii="맑은 고딕" w:hAnsi="맑은 고딕" w:eastAsia="맑은 고딕"/>
+          <w:b/>
+          <w:color w:val="0B0B0B"/>
+          <w:sz w:val="21"/>
+        </w:rPr>
+        <w:t xml:space="preserve">① 같은 구성이 이미 평가됐다 — </w:t>
+      </w:r>
+      <w:r>
+        <w:rPr>
+          <w:rFonts w:ascii="맑은 고딕" w:hAnsi="맑은 고딕" w:eastAsia="맑은 고딕"/>
+          <w:color w:val="0B0B0B"/>
+          <w:sz w:val="21"/>
+        </w:rPr>
+        <w:t>“we removed IUs from the corpora (labeled as -IU in the table) and performed 6-class classification.” — 원 논문 §4.4가 IU를 제거한 텍스트 전용 6클래스 조건(b)을 네 가지 비교 대상 중 하나로 직접 구성해 평가했습니다.</w:t>
+      </w:r>
+    </w:p>
+    <w:p>
+      <w:pPr>
+        <w:pStyle w:val="ListBullet"/>
+        <w:spacing w:after="80"/>
+      </w:pPr>
+      <w:r>
+        <w:rPr>
+          <w:rFonts w:ascii="맑은 고딕" w:hAnsi="맑은 고딕" w:eastAsia="맑은 고딕"/>
+          <w:b/>
+          <w:color w:val="0B0B0B"/>
+          <w:sz w:val="21"/>
+        </w:rPr>
+        <w:t xml:space="preserve">② 텍스트 전용은 열화된 대안이 아니다 — </w:t>
+      </w:r>
+      <w:r>
+        <w:rPr>
+          <w:rFonts w:ascii="맑은 고딕" w:hAnsi="맑은 고딕" w:eastAsia="맑은 고딕"/>
+          <w:color w:val="0B0B0B"/>
+          <w:sz w:val="21"/>
+        </w:rPr>
+        <w:t>“Beyond our expectation, the model which utilizes only the text data (b+) showed the higher performance, both in accuracy and F1-score.” — 대규모 코퍼스로 학습한 텍스트 전용 모델이 멀티모달 모델보다 높은 성능을 냈습니다.</w:t>
+      </w:r>
+    </w:p>
+    <w:p>
+      <w:pPr>
+        <w:pStyle w:val="ListBullet"/>
+        <w:spacing w:after="80"/>
+      </w:pPr>
+      <w:r>
+        <w:rPr>
+          <w:rFonts w:ascii="맑은 고딕" w:hAnsi="맑은 고딕" w:eastAsia="맑은 고딕"/>
+          <w:b/>
+          <w:color w:val="0B0B0B"/>
+          <w:sz w:val="21"/>
+        </w:rPr>
+        <w:t xml:space="preserve">③ 텍스트 단독 성능이 보고돼 있다 — </w:t>
+      </w:r>
+      <w:r>
+        <w:rPr>
+          <w:rFonts w:ascii="맑은 고딕" w:hAnsi="맑은 고딕" w:eastAsia="맑은 고딕"/>
+          <w:color w:val="0B0B0B"/>
+          <w:sz w:val="21"/>
+        </w:rPr>
+        <w:t>텍스트만 쓰는 FCI 모듈의 7클래스 성능은 F1 0.7977 / accuracy 0.8869입니다(Table 4, charBiLSTM-Att).</w:t>
+      </w:r>
+    </w:p>
+    <w:p>
+      <w:pPr>
+        <w:spacing w:before="0" w:after="80"/>
+      </w:pPr>
+      <w:r>
+        <w:rPr>
+          <w:rFonts w:ascii="맑은 고딕" w:hAnsi="맑은 고딕" w:eastAsia="맑은 고딕"/>
+          <w:b w:val="0"/>
+          <w:i w:val="0"/>
+          <w:color w:val="898781"/>
+          <w:sz w:val="19"/>
+        </w:rPr>
+        <w:t>다만 클래스별로 보면 편차가 큽니다. Table 5의 혼동행렬에서 재현율을 계산하면 Fragment 97.5% · Question 94.8% · Statement 94.4% · Command 85.2%로 높지만, RC는 63.0%, RQ는 47.7%에 그칩니다. 논문 본문도 “the RQs of the FCI module (48%)”로 이 값을 명시합니다.</w:t>
+      </w:r>
+    </w:p>
+    <w:p>
+      <w:pPr>
+        <w:spacing w:before="0" w:after="160"/>
+      </w:pPr>
+      <w:r>
+        <w:rPr>
+          <w:rFonts w:ascii="맑은 고딕" w:hAnsi="맑은 고딕" w:eastAsia="맑은 고딕"/>
+          <w:b/>
+          <w:color w:val="0B0B0B"/>
+          <w:sz w:val="21"/>
+        </w:rPr>
+        <w:t xml:space="preserve">이 수치는 본 연구 결과를 해석할 때 같이 봐야 합니다. </w:t>
+      </w:r>
+      <w:r>
+        <w:rPr>
+          <w:rFonts w:ascii="맑은 고딕" w:hAnsi="맑은 고딕" w:eastAsia="맑은 고딕"/>
+          <w:b w:val="0"/>
+          <w:color w:val="0B0B0B"/>
+          <w:sz w:val="21"/>
+        </w:rPr>
+        <w:t>본 데이터에서 RQ 2.7% · RC 0%가 나왔는데, 원인이 “텍스트에는 어조 근거가 없다”만이 아니라 “텍스트만으로는 이 두 코드를 잡기가 원래 어렵다”일 수도 있습니다. 원 논문의 텍스트 전용 조건에서도 RQ 재현율이 48%였습니다.</w:t>
+      </w:r>
+    </w:p>
+    <w:p>
+      <w:pPr>
+        <w:spacing w:before="0" w:after="160"/>
+      </w:pPr>
+      <w:r>
+        <w:rPr>
+          <w:rFonts w:ascii="맑은 고딕" w:hAnsi="맑은 고딕" w:eastAsia="맑은 고딕"/>
+          <w:b/>
+          <w:color w:val="0B0B0B"/>
+          <w:sz w:val="21"/>
+        </w:rPr>
+        <w:t xml:space="preserve">한 가지 더 — IU를 뺀다고 IU에 해당하는 발화가 사라지지 않습니다. </w:t>
+      </w:r>
+      <w:r>
+        <w:rPr>
+          <w:rFonts w:ascii="맑은 고딕" w:hAnsi="맑은 고딕" w:eastAsia="맑은 고딕"/>
+          <w:b w:val="0"/>
+          <w:color w:val="0B0B0B"/>
+          <w:sz w:val="21"/>
+        </w:rPr>
+        <w:t xml:space="preserve">원 체계에서 IU는 “텍스트만으로는 못 정한다”는 판정 결과이므로, 그 코드를 없애면 해당 발화들이 6개 중 하나로 강제 배정됩니다. 다만 원 논문은 </w:t>
+      </w:r>
+      <w:r>
+        <w:rPr>
+          <w:rFonts w:ascii="맑은 고딕" w:hAnsi="맑은 고딕" w:eastAsia="맑은 고딕"/>
+          <w:b/>
+          <w:color w:val="0B0B0B"/>
+          <w:sz w:val="21"/>
+        </w:rPr>
+        <w:t>단일 발화</w:t>
+      </w:r>
+      <w:r>
+        <w:rPr>
+          <w:rFonts w:ascii="맑은 고딕" w:hAnsi="맑은 고딕" w:eastAsia="맑은 고딕"/>
+          <w:b w:val="0"/>
+          <w:color w:val="0B0B0B"/>
+          <w:sz w:val="21"/>
+        </w:rPr>
+        <w:t xml:space="preserve">를 대상으로 하는 반면 본 연구는 </w:t>
+      </w:r>
+      <w:r>
+        <w:rPr>
+          <w:rFonts w:ascii="맑은 고딕" w:hAnsi="맑은 고딕" w:eastAsia="맑은 고딕"/>
+          <w:b/>
+          <w:color w:val="0B0B0B"/>
+          <w:sz w:val="21"/>
+        </w:rPr>
+        <w:t>다중턴 대화</w:t>
+      </w:r>
+      <w:r>
+        <w:rPr>
+          <w:rFonts w:ascii="맑은 고딕" w:hAnsi="맑은 고딕" w:eastAsia="맑은 고딕"/>
+          <w:b w:val="0"/>
+          <w:color w:val="0B0B0B"/>
+          <w:sz w:val="21"/>
+        </w:rPr>
+        <w:t>이므로 직전 AI 발화라는 맥락이 있고, 맥락이 억양의 판별 기능을 상당 부분 대신합니다. 코딩 시트에 prev_assistant_turn 열을 전문으로 넣고 판정 규칙 5(RESP는 직전 AI 발화를 보고 정한다)를 둔 것이 그 장치입니다.</w:t>
       </w:r>
     </w:p>
     <w:p>
@@ -2125,7 +2321,7 @@
           <w:color w:val="898781"/>
           <w:sz w:val="19"/>
         </w:rPr>
-        <w:t>예상 반론 — “처음부터 ISO 24617-2를 쓰지” → 한국어 코퍼스가 아니고, 무엇보다 대조군이 사라집니다. 안 맞는다는 것을 수치로 보이는 것이 기여인데, 처음부터 맞는 도구를 쓰면 그 발견이 없습니다. / “RC 0건, RQ 2.7%면 과한 체계 아닌가” → 그 자체가 결과입니다. 원 논문이 둘을 나눈 근거는 어조였고 텍스트에는 그 근거가 없습니다.</w:t>
+        <w:t>예상 반론 — “처음부터 ISO 24617-2를 쓰지” → 한국어 코퍼스가 아니고, 무엇보다 대조군이 사라집니다. 안 맞는다는 것을 수치로 보이는 것이 기여인데, 처음부터 맞는 도구를 쓰면 그 발견이 없습니다. / “RC 0건, RQ 2.7%면 과한 체계 아닌가” → 원 코퍼스에서도 각 3%대로 작았고(그림 5), 원 논문의 텍스트 전용 조건에서도 RQ 재현율이 48%였습니다. 어조 근거의 부재와 텍스트 판별의 어려움을 함께 보고합니다.</w:t>
       </w:r>
     </w:p>
     <w:p>

--- a/data/output/report/화행코딩_1차보고_20260804.docx
+++ b/data/output/report/화행코딩_1차보고_20260804.docx
@@ -121,156 +121,14 @@
           <w:lang w:eastAsia="ko-KR"/>
         </w:rPr>
       </w:pPr>
-      <w:r>
-        <w:rPr>
-          <w:color w:val="898781"/>
+      <w:proofErr w:type="spellStart"/>
+      <w:proofErr w:type="spellEnd"/>
+      <w:r>
+        <w:rPr>
           <w:sz w:val="19"/>
-          <w:lang w:eastAsia="ko-KR"/>
-        </w:rPr>
-        <w:t>2026-08-04 · coder1 1</w:t>
-      </w:r>
-      <w:r>
-        <w:rPr>
-          <w:color w:val="898781"/>
-          <w:sz w:val="19"/>
-          <w:lang w:eastAsia="ko-KR"/>
-        </w:rPr>
-        <w:t>차</w:t>
-      </w:r>
-      <w:r>
-        <w:rPr>
-          <w:color w:val="898781"/>
-          <w:sz w:val="19"/>
-          <w:lang w:eastAsia="ko-KR"/>
-        </w:rPr>
-        <w:t xml:space="preserve"> </w:t>
-      </w:r>
-      <w:r>
-        <w:rPr>
-          <w:color w:val="898781"/>
-          <w:sz w:val="19"/>
-          <w:lang w:eastAsia="ko-KR"/>
-        </w:rPr>
-        <w:t>코딩</w:t>
-      </w:r>
-      <w:r>
-        <w:rPr>
-          <w:color w:val="898781"/>
-          <w:sz w:val="19"/>
-          <w:lang w:eastAsia="ko-KR"/>
-        </w:rPr>
-        <w:t xml:space="preserve"> · 18</w:t>
-      </w:r>
-      <w:r>
-        <w:rPr>
-          <w:color w:val="898781"/>
-          <w:sz w:val="19"/>
-          <w:lang w:eastAsia="ko-KR"/>
-        </w:rPr>
-        <w:t>명</w:t>
-      </w:r>
-      <w:r>
-        <w:rPr>
-          <w:color w:val="898781"/>
-          <w:sz w:val="19"/>
-          <w:lang w:eastAsia="ko-KR"/>
-        </w:rPr>
-        <w:t xml:space="preserve"> 319</w:t>
-      </w:r>
-      <w:r>
-        <w:rPr>
-          <w:color w:val="898781"/>
-          <w:sz w:val="19"/>
-          <w:lang w:eastAsia="ko-KR"/>
-        </w:rPr>
-        <w:t>문장</w:t>
-      </w:r>
-      <w:r>
-        <w:rPr>
-          <w:color w:val="898781"/>
-          <w:sz w:val="19"/>
-          <w:lang w:eastAsia="ko-KR"/>
-        </w:rPr>
-        <w:t xml:space="preserve"> (</w:t>
-      </w:r>
-      <w:r>
-        <w:rPr>
-          <w:color w:val="898781"/>
-          <w:sz w:val="19"/>
-          <w:lang w:eastAsia="ko-KR"/>
-        </w:rPr>
-        <w:t>전체</w:t>
-      </w:r>
-      <w:r>
-        <w:rPr>
-          <w:color w:val="898781"/>
-          <w:sz w:val="19"/>
-          <w:lang w:eastAsia="ko-KR"/>
-        </w:rPr>
-        <w:t xml:space="preserve"> 747</w:t>
-      </w:r>
-      <w:r>
-        <w:rPr>
-          <w:color w:val="898781"/>
-          <w:sz w:val="19"/>
-          <w:lang w:eastAsia="ko-KR"/>
-        </w:rPr>
-        <w:t>의</w:t>
-      </w:r>
-      <w:r>
-        <w:rPr>
-          <w:color w:val="898781"/>
-          <w:sz w:val="19"/>
-          <w:lang w:eastAsia="ko-KR"/>
-        </w:rPr>
-        <w:t xml:space="preserve"> 43%) · </w:t>
-      </w:r>
-      <w:r>
-        <w:rPr>
-          <w:b/>
-          <w:color w:val="898781"/>
-          <w:sz w:val="19"/>
-          <w:lang w:eastAsia="ko-KR"/>
-        </w:rPr>
-        <w:t>신뢰도</w:t>
-      </w:r>
-      <w:r>
-        <w:rPr>
-          <w:b/>
-          <w:color w:val="898781"/>
-          <w:sz w:val="19"/>
-          <w:lang w:eastAsia="ko-KR"/>
-        </w:rPr>
-        <w:t xml:space="preserve"> </w:t>
-      </w:r>
-      <w:r>
-        <w:rPr>
-          <w:b/>
-          <w:color w:val="898781"/>
-          <w:sz w:val="19"/>
-        </w:rPr>
-        <w:t>κ</w:t>
-      </w:r>
-      <w:r>
-        <w:rPr>
-          <w:b/>
-          <w:color w:val="898781"/>
-          <w:sz w:val="19"/>
-          <w:lang w:eastAsia="ko-KR"/>
-        </w:rPr>
-        <w:t xml:space="preserve"> </w:t>
-      </w:r>
-      <w:proofErr w:type="spellStart"/>
-      <w:r>
-        <w:rPr>
-          <w:b/>
-          <w:color w:val="898781"/>
-          <w:sz w:val="19"/>
-          <w:lang w:eastAsia="ko-KR"/>
-        </w:rPr>
-        <w:t>미산출</w:t>
-      </w:r>
-      <w:proofErr w:type="spellEnd"/>
+        </w:rPr>
+        <w:t>2026-08-04 작성 · 2026-08-10 수치 재현 후 수정 · coder1 1차 코딩 · 18명 319문장 (전체 747의 43%) · 신뢰도 κ 미산출</w:t>
+      </w:r>
     </w:p>
     <w:p>
       <w:pPr>
@@ -768,211 +626,11 @@
           <w:lang w:eastAsia="ko-KR"/>
         </w:rPr>
       </w:pPr>
-      <w:r>
-        <w:rPr>
-          <w:lang w:eastAsia="ko-KR"/>
-        </w:rPr>
-        <w:t>응답</w:t>
-      </w:r>
-      <w:r>
-        <w:rPr>
-          <w:lang w:eastAsia="ko-KR"/>
-        </w:rPr>
-        <w:t xml:space="preserve"> </w:t>
-      </w:r>
-      <w:r>
-        <w:rPr>
-          <w:lang w:eastAsia="ko-KR"/>
-        </w:rPr>
-        <w:t>길이에</w:t>
-      </w:r>
-      <w:r>
-        <w:rPr>
-          <w:lang w:eastAsia="ko-KR"/>
-        </w:rPr>
-        <w:t xml:space="preserve"> </w:t>
-      </w:r>
-      <w:r>
-        <w:rPr>
-          <w:lang w:eastAsia="ko-KR"/>
-        </w:rPr>
-        <w:t>대한</w:t>
-      </w:r>
-      <w:r>
-        <w:rPr>
-          <w:lang w:eastAsia="ko-KR"/>
-        </w:rPr>
-        <w:t xml:space="preserve"> </w:t>
-      </w:r>
-      <w:r>
-        <w:rPr>
-          <w:lang w:eastAsia="ko-KR"/>
-        </w:rPr>
-        <w:t>불만이</w:t>
-      </w:r>
-      <w:r>
-        <w:rPr>
-          <w:lang w:eastAsia="ko-KR"/>
-        </w:rPr>
-        <w:t xml:space="preserve"> </w:t>
-      </w:r>
-      <w:r>
-        <w:rPr>
-          <w:lang w:eastAsia="ko-KR"/>
-        </w:rPr>
-        <w:t>두</w:t>
-      </w:r>
-      <w:r>
-        <w:rPr>
-          <w:lang w:eastAsia="ko-KR"/>
-        </w:rPr>
-        <w:t xml:space="preserve"> </w:t>
-      </w:r>
-      <w:r>
-        <w:rPr>
-          <w:lang w:eastAsia="ko-KR"/>
-        </w:rPr>
-        <w:t>참여자에게서</w:t>
-      </w:r>
-      <w:r>
-        <w:rPr>
-          <w:lang w:eastAsia="ko-KR"/>
-        </w:rPr>
-        <w:t xml:space="preserve"> </w:t>
-      </w:r>
-      <w:r>
-        <w:rPr>
-          <w:lang w:eastAsia="ko-KR"/>
-        </w:rPr>
-        <w:t>세</w:t>
-      </w:r>
-      <w:r>
-        <w:rPr>
-          <w:lang w:eastAsia="ko-KR"/>
-        </w:rPr>
-        <w:t xml:space="preserve"> </w:t>
-      </w:r>
-      <w:r>
-        <w:rPr>
-          <w:lang w:eastAsia="ko-KR"/>
-        </w:rPr>
-        <w:t>번</w:t>
-      </w:r>
-      <w:r>
-        <w:rPr>
-          <w:lang w:eastAsia="ko-KR"/>
-        </w:rPr>
-        <w:t xml:space="preserve"> </w:t>
-      </w:r>
-      <w:r>
-        <w:rPr>
-          <w:lang w:eastAsia="ko-KR"/>
-        </w:rPr>
-        <w:t>나왔습니다</w:t>
-      </w:r>
-      <w:r>
-        <w:rPr>
-          <w:lang w:eastAsia="ko-KR"/>
-        </w:rPr>
-        <w:t xml:space="preserve">. </w:t>
-      </w:r>
-      <w:r>
-        <w:rPr>
-          <w:lang w:eastAsia="ko-KR"/>
-        </w:rPr>
-        <w:t>세</w:t>
-      </w:r>
-      <w:r>
-        <w:rPr>
-          <w:lang w:eastAsia="ko-KR"/>
-        </w:rPr>
-        <w:t xml:space="preserve"> </w:t>
-      </w:r>
-      <w:r>
-        <w:rPr>
-          <w:lang w:eastAsia="ko-KR"/>
-        </w:rPr>
-        <w:t>발화</w:t>
-      </w:r>
-      <w:r>
-        <w:rPr>
-          <w:lang w:eastAsia="ko-KR"/>
-        </w:rPr>
-        <w:t xml:space="preserve"> </w:t>
-      </w:r>
-      <w:r>
-        <w:rPr>
-          <w:lang w:eastAsia="ko-KR"/>
-        </w:rPr>
-        <w:t>모두</w:t>
-      </w:r>
-      <w:r>
-        <w:rPr>
-          <w:lang w:eastAsia="ko-KR"/>
-        </w:rPr>
-        <w:t xml:space="preserve"> </w:t>
-      </w:r>
-      <w:r>
-        <w:rPr>
-          <w:lang w:eastAsia="ko-KR"/>
-        </w:rPr>
-        <w:t>화행은</w:t>
-      </w:r>
-      <w:r>
-        <w:rPr>
-          <w:lang w:eastAsia="ko-KR"/>
-        </w:rPr>
-        <w:t xml:space="preserve"> C(</w:t>
-      </w:r>
-      <w:r>
-        <w:rPr>
-          <w:lang w:eastAsia="ko-KR"/>
-        </w:rPr>
-        <w:t>행동</w:t>
-      </w:r>
-      <w:r>
-        <w:rPr>
-          <w:lang w:eastAsia="ko-KR"/>
-        </w:rPr>
-        <w:t xml:space="preserve"> </w:t>
-      </w:r>
-      <w:r>
-        <w:rPr>
-          <w:lang w:eastAsia="ko-KR"/>
-        </w:rPr>
-        <w:t>요구</w:t>
-      </w:r>
-      <w:r>
-        <w:rPr>
-          <w:lang w:eastAsia="ko-KR"/>
-        </w:rPr>
-        <w:t>)</w:t>
-      </w:r>
-      <w:r>
-        <w:rPr>
-          <w:lang w:eastAsia="ko-KR"/>
-        </w:rPr>
-        <w:t>로</w:t>
-      </w:r>
-      <w:r>
-        <w:rPr>
-          <w:lang w:eastAsia="ko-KR"/>
-        </w:rPr>
-        <w:t xml:space="preserve"> </w:t>
-      </w:r>
       <w:proofErr w:type="spellStart"/>
-      <w:r>
-        <w:rPr>
-          <w:lang w:eastAsia="ko-KR"/>
-        </w:rPr>
-        <w:t>코딩됐습니다</w:t>
-      </w:r>
       <w:proofErr w:type="spellEnd"/>
       <w:r>
-        <w:rPr>
-          <w:lang w:eastAsia="ko-KR"/>
-        </w:rPr>
-        <w:t>.</w:t>
+        <w:rPr/>
+        <w:t>응답 길이에 대한 불만이 두 참여자에게서 세 번 나왔습니다. 세 발화 중 둘은 C(행동 요구), 하나는 RESP(직전 발화에 대한 응답)로 코딩됐습니다.</w:t>
       </w:r>
     </w:p>
     <w:p>
@@ -985,115 +643,9 @@
       </w:pPr>
       <w:r>
         <w:rPr>
-          <w:color w:val="52514E"/>
           <w:sz w:val="20"/>
-          <w:lang w:eastAsia="ko-KR"/>
-        </w:rPr>
-        <w:t>P03 t02   “</w:t>
-      </w:r>
-      <w:r>
-        <w:rPr>
-          <w:color w:val="52514E"/>
-          <w:sz w:val="20"/>
-          <w:lang w:eastAsia="ko-KR"/>
-        </w:rPr>
-        <w:t>너무</w:t>
-      </w:r>
-      <w:r>
-        <w:rPr>
-          <w:color w:val="52514E"/>
-          <w:sz w:val="20"/>
-          <w:lang w:eastAsia="ko-KR"/>
-        </w:rPr>
-        <w:t xml:space="preserve"> </w:t>
-      </w:r>
-      <w:r>
-        <w:rPr>
-          <w:color w:val="52514E"/>
-          <w:sz w:val="20"/>
-          <w:lang w:eastAsia="ko-KR"/>
-        </w:rPr>
-        <w:t>길게</w:t>
-      </w:r>
-      <w:r>
-        <w:rPr>
-          <w:color w:val="52514E"/>
-          <w:sz w:val="20"/>
-          <w:lang w:eastAsia="ko-KR"/>
-        </w:rPr>
-        <w:t xml:space="preserve"> </w:t>
-      </w:r>
-      <w:r>
-        <w:rPr>
-          <w:color w:val="52514E"/>
-          <w:sz w:val="20"/>
-          <w:lang w:eastAsia="ko-KR"/>
-        </w:rPr>
-        <w:t>답하진</w:t>
-      </w:r>
-      <w:r>
-        <w:rPr>
-          <w:color w:val="52514E"/>
-          <w:sz w:val="20"/>
-          <w:lang w:eastAsia="ko-KR"/>
-        </w:rPr>
-        <w:t xml:space="preserve"> </w:t>
-      </w:r>
-      <w:r>
-        <w:rPr>
-          <w:color w:val="52514E"/>
-          <w:sz w:val="20"/>
-          <w:lang w:eastAsia="ko-KR"/>
-        </w:rPr>
-        <w:t>말아줘</w:t>
-      </w:r>
-      <w:r>
-        <w:rPr>
-          <w:color w:val="52514E"/>
-          <w:sz w:val="20"/>
-          <w:lang w:eastAsia="ko-KR"/>
-        </w:rPr>
-        <w:t xml:space="preserve">”        </w:t>
-      </w:r>
-      <w:r>
-        <w:rPr>
-          <w:color w:val="52514E"/>
-          <w:sz w:val="20"/>
-          <w:lang w:eastAsia="ko-KR"/>
-        </w:rPr>
-        <w:t>직전</w:t>
-      </w:r>
-      <w:r>
-        <w:rPr>
-          <w:color w:val="52514E"/>
-          <w:sz w:val="20"/>
-          <w:lang w:eastAsia="ko-KR"/>
-        </w:rPr>
-        <w:t xml:space="preserve"> AI </w:t>
-      </w:r>
-      <w:r>
-        <w:rPr>
-          <w:color w:val="52514E"/>
-          <w:sz w:val="20"/>
-          <w:lang w:eastAsia="ko-KR"/>
-        </w:rPr>
-        <w:t>응답</w:t>
-      </w:r>
-      <w:r>
-        <w:rPr>
-          <w:color w:val="52514E"/>
-          <w:sz w:val="20"/>
-          <w:lang w:eastAsia="ko-KR"/>
-        </w:rPr>
-        <w:t xml:space="preserve"> 820</w:t>
-      </w:r>
-      <w:r>
-        <w:rPr>
-          <w:color w:val="52514E"/>
-          <w:sz w:val="20"/>
-          <w:lang w:eastAsia="ko-KR"/>
-        </w:rPr>
-        <w:t>자</w:t>
+        </w:rPr>
+        <w:t>P03 t02   “너무 길게 답하진 말아줘”        [C]      직전 AI 응답 814자</w:t>
       </w:r>
     </w:p>
     <w:p>
@@ -1106,115 +658,9 @@
       </w:pPr>
       <w:r>
         <w:rPr>
-          <w:color w:val="52514E"/>
           <w:sz w:val="20"/>
-          <w:lang w:eastAsia="ko-KR"/>
-        </w:rPr>
-        <w:t>P03 t08   “</w:t>
-      </w:r>
-      <w:r>
-        <w:rPr>
-          <w:color w:val="52514E"/>
-          <w:sz w:val="20"/>
-          <w:lang w:eastAsia="ko-KR"/>
-        </w:rPr>
-        <w:t>길게</w:t>
-      </w:r>
-      <w:r>
-        <w:rPr>
-          <w:color w:val="52514E"/>
-          <w:sz w:val="20"/>
-          <w:lang w:eastAsia="ko-KR"/>
-        </w:rPr>
-        <w:t xml:space="preserve"> </w:t>
-      </w:r>
-      <w:r>
-        <w:rPr>
-          <w:color w:val="52514E"/>
-          <w:sz w:val="20"/>
-          <w:lang w:eastAsia="ko-KR"/>
-        </w:rPr>
-        <w:t>답장은</w:t>
-      </w:r>
-      <w:r>
-        <w:rPr>
-          <w:color w:val="52514E"/>
-          <w:sz w:val="20"/>
-          <w:lang w:eastAsia="ko-KR"/>
-        </w:rPr>
-        <w:t xml:space="preserve"> </w:t>
-      </w:r>
-      <w:r>
-        <w:rPr>
-          <w:color w:val="52514E"/>
-          <w:sz w:val="20"/>
-          <w:lang w:eastAsia="ko-KR"/>
-        </w:rPr>
-        <w:t>하지</w:t>
-      </w:r>
-      <w:r>
-        <w:rPr>
-          <w:color w:val="52514E"/>
-          <w:sz w:val="20"/>
-          <w:lang w:eastAsia="ko-KR"/>
-        </w:rPr>
-        <w:t xml:space="preserve"> </w:t>
-      </w:r>
-      <w:r>
-        <w:rPr>
-          <w:color w:val="52514E"/>
-          <w:sz w:val="20"/>
-          <w:lang w:eastAsia="ko-KR"/>
-        </w:rPr>
-        <w:t>마</w:t>
-      </w:r>
-      <w:r>
-        <w:rPr>
-          <w:color w:val="52514E"/>
-          <w:sz w:val="20"/>
-          <w:lang w:eastAsia="ko-KR"/>
-        </w:rPr>
-        <w:t xml:space="preserve">”            </w:t>
-      </w:r>
-      <w:r>
-        <w:rPr>
-          <w:color w:val="52514E"/>
-          <w:sz w:val="20"/>
-          <w:lang w:eastAsia="ko-KR"/>
-        </w:rPr>
-        <w:t>직전</w:t>
-      </w:r>
-      <w:r>
-        <w:rPr>
-          <w:color w:val="52514E"/>
-          <w:sz w:val="20"/>
-          <w:lang w:eastAsia="ko-KR"/>
-        </w:rPr>
-        <w:t xml:space="preserve"> AI </w:t>
-      </w:r>
-      <w:r>
-        <w:rPr>
-          <w:color w:val="52514E"/>
-          <w:sz w:val="20"/>
-          <w:lang w:eastAsia="ko-KR"/>
-        </w:rPr>
-        <w:t>응답</w:t>
-      </w:r>
-      <w:r>
-        <w:rPr>
-          <w:color w:val="52514E"/>
-          <w:sz w:val="20"/>
-          <w:lang w:eastAsia="ko-KR"/>
-        </w:rPr>
-        <w:t xml:space="preserve"> 404</w:t>
-      </w:r>
-      <w:r>
-        <w:rPr>
-          <w:color w:val="52514E"/>
-          <w:sz w:val="20"/>
-          <w:lang w:eastAsia="ko-KR"/>
-        </w:rPr>
-        <w:t>자</w:t>
+        </w:rPr>
+        <w:t>P03 t08   “길게 답장은 하지 마”            [C]      직전 AI 응답 401자</w:t>
       </w:r>
     </w:p>
     <w:p>
@@ -1225,191 +671,13 @@
           <w:lang w:eastAsia="ko-KR"/>
         </w:rPr>
       </w:pPr>
-      <w:r>
-        <w:rPr>
-          <w:color w:val="52514E"/>
+      <w:proofErr w:type="spellStart"/>
+      <w:proofErr w:type="spellEnd"/>
+      <w:r>
+        <w:rPr>
           <w:sz w:val="20"/>
-          <w:lang w:eastAsia="ko-KR"/>
-        </w:rPr>
-        <w:t>P06 t06   “</w:t>
-      </w:r>
-      <w:r>
-        <w:rPr>
-          <w:color w:val="52514E"/>
-          <w:sz w:val="20"/>
-          <w:lang w:eastAsia="ko-KR"/>
-        </w:rPr>
-        <w:t>근데</w:t>
-      </w:r>
-      <w:r>
-        <w:rPr>
-          <w:color w:val="52514E"/>
-          <w:sz w:val="20"/>
-          <w:lang w:eastAsia="ko-KR"/>
-        </w:rPr>
-        <w:t xml:space="preserve"> </w:t>
-      </w:r>
-      <w:r>
-        <w:rPr>
-          <w:color w:val="52514E"/>
-          <w:sz w:val="20"/>
-          <w:lang w:eastAsia="ko-KR"/>
-        </w:rPr>
-        <w:t>너도</w:t>
-      </w:r>
-      <w:r>
-        <w:rPr>
-          <w:color w:val="52514E"/>
-          <w:sz w:val="20"/>
-          <w:lang w:eastAsia="ko-KR"/>
-        </w:rPr>
-        <w:t xml:space="preserve"> </w:t>
-      </w:r>
-      <w:r>
-        <w:rPr>
-          <w:color w:val="52514E"/>
-          <w:sz w:val="20"/>
-          <w:lang w:eastAsia="ko-KR"/>
-        </w:rPr>
-        <w:t>말이</w:t>
-      </w:r>
-      <w:r>
-        <w:rPr>
-          <w:color w:val="52514E"/>
-          <w:sz w:val="20"/>
-          <w:lang w:eastAsia="ko-KR"/>
-        </w:rPr>
-        <w:t xml:space="preserve"> </w:t>
-      </w:r>
-      <w:r>
-        <w:rPr>
-          <w:color w:val="52514E"/>
-          <w:sz w:val="20"/>
-          <w:lang w:eastAsia="ko-KR"/>
-        </w:rPr>
-        <w:t>너무</w:t>
-      </w:r>
-      <w:r>
-        <w:rPr>
-          <w:color w:val="52514E"/>
-          <w:sz w:val="20"/>
-          <w:lang w:eastAsia="ko-KR"/>
-        </w:rPr>
-        <w:t xml:space="preserve"> </w:t>
-      </w:r>
-      <w:r>
-        <w:rPr>
-          <w:color w:val="52514E"/>
-          <w:sz w:val="20"/>
-          <w:lang w:eastAsia="ko-KR"/>
-        </w:rPr>
-        <w:t>많다</w:t>
-      </w:r>
-      <w:r>
-        <w:rPr>
-          <w:color w:val="52514E"/>
-          <w:sz w:val="20"/>
-          <w:lang w:eastAsia="ko-KR"/>
-        </w:rPr>
-        <w:t xml:space="preserve"> </w:t>
-      </w:r>
-      <w:r>
-        <w:rPr>
-          <w:color w:val="52514E"/>
-          <w:sz w:val="20"/>
-          <w:lang w:eastAsia="ko-KR"/>
-        </w:rPr>
-        <w:t>어차피</w:t>
-      </w:r>
-      <w:r>
-        <w:rPr>
-          <w:color w:val="52514E"/>
-          <w:sz w:val="20"/>
-          <w:lang w:eastAsia="ko-KR"/>
-        </w:rPr>
-        <w:t xml:space="preserve"> </w:t>
-      </w:r>
-      <w:r>
-        <w:rPr>
-          <w:color w:val="52514E"/>
-          <w:sz w:val="20"/>
-          <w:lang w:eastAsia="ko-KR"/>
-        </w:rPr>
-        <w:t>고통</w:t>
-      </w:r>
-      <w:r>
-        <w:rPr>
-          <w:color w:val="52514E"/>
-          <w:sz w:val="20"/>
-          <w:lang w:eastAsia="ko-KR"/>
-        </w:rPr>
-        <w:t xml:space="preserve"> </w:t>
-      </w:r>
-      <w:proofErr w:type="spellStart"/>
-      <w:r>
-        <w:rPr>
-          <w:color w:val="52514E"/>
-          <w:sz w:val="20"/>
-          <w:lang w:eastAsia="ko-KR"/>
-        </w:rPr>
-        <w:t>받는건</w:t>
-      </w:r>
-      <w:proofErr w:type="spellEnd"/>
-      <w:r>
-        <w:rPr>
-          <w:color w:val="52514E"/>
-          <w:sz w:val="20"/>
-          <w:lang w:eastAsia="ko-KR"/>
-        </w:rPr>
-        <w:t xml:space="preserve"> </w:t>
-      </w:r>
-      <w:r>
-        <w:rPr>
-          <w:color w:val="52514E"/>
-          <w:sz w:val="20"/>
-          <w:lang w:eastAsia="ko-KR"/>
-        </w:rPr>
-        <w:t>난데</w:t>
-      </w:r>
-      <w:r>
-        <w:rPr>
-          <w:color w:val="52514E"/>
-          <w:sz w:val="20"/>
-          <w:lang w:eastAsia="ko-KR"/>
-        </w:rPr>
-        <w:t xml:space="preserve"> </w:t>
-      </w:r>
-      <w:r>
-        <w:rPr>
-          <w:color w:val="52514E"/>
-          <w:sz w:val="20"/>
-          <w:lang w:eastAsia="ko-KR"/>
-        </w:rPr>
-        <w:t>잠자코</w:t>
-      </w:r>
-      <w:r>
-        <w:rPr>
-          <w:color w:val="52514E"/>
-          <w:sz w:val="20"/>
-          <w:lang w:eastAsia="ko-KR"/>
-        </w:rPr>
-        <w:t xml:space="preserve"> </w:t>
-      </w:r>
-      <w:r>
-        <w:rPr>
-          <w:color w:val="52514E"/>
-          <w:sz w:val="20"/>
-          <w:lang w:eastAsia="ko-KR"/>
-        </w:rPr>
-        <w:t>들어</w:t>
-      </w:r>
-      <w:r>
-        <w:rPr>
-          <w:color w:val="52514E"/>
-          <w:sz w:val="20"/>
-          <w:lang w:eastAsia="ko-KR"/>
-        </w:rPr>
-        <w:t>”</w:t>
+        </w:rPr>
+        <w:t>P06 t06   “근데 너도 말이 너무 많다 어차피 고통 받는건 난데 잠자코 들어”   [RESP]   직전 AI 응답 979자</w:t>
       </w:r>
     </w:p>
     <w:p>
@@ -1419,342 +687,21 @@
           <w:lang w:eastAsia="ko-KR"/>
         </w:rPr>
       </w:pPr>
-      <w:r>
-        <w:rPr>
-          <w:lang w:eastAsia="ko-KR"/>
-        </w:rPr>
-        <w:t>P03</w:t>
-      </w:r>
-      <w:r>
-        <w:rPr>
-          <w:lang w:eastAsia="ko-KR"/>
-        </w:rPr>
-        <w:t>은</w:t>
-      </w:r>
-      <w:r>
-        <w:rPr>
-          <w:lang w:eastAsia="ko-KR"/>
-        </w:rPr>
-        <w:t xml:space="preserve"> </w:t>
-      </w:r>
-      <w:r>
-        <w:rPr>
-          <w:lang w:eastAsia="ko-KR"/>
-        </w:rPr>
-        <w:t>같은</w:t>
-      </w:r>
-      <w:r>
-        <w:rPr>
-          <w:lang w:eastAsia="ko-KR"/>
-        </w:rPr>
-        <w:t xml:space="preserve"> </w:t>
-      </w:r>
-      <w:r>
-        <w:rPr>
-          <w:lang w:eastAsia="ko-KR"/>
-        </w:rPr>
-        <w:t>요구를</w:t>
-      </w:r>
-      <w:r>
-        <w:rPr>
-          <w:lang w:eastAsia="ko-KR"/>
-        </w:rPr>
-        <w:t xml:space="preserve"> </w:t>
-      </w:r>
-      <w:r>
-        <w:rPr>
-          <w:lang w:eastAsia="ko-KR"/>
-        </w:rPr>
-        <w:t>두</w:t>
-      </w:r>
-      <w:r>
-        <w:rPr>
-          <w:lang w:eastAsia="ko-KR"/>
-        </w:rPr>
-        <w:t xml:space="preserve"> </w:t>
-      </w:r>
-      <w:r>
-        <w:rPr>
-          <w:lang w:eastAsia="ko-KR"/>
-        </w:rPr>
-        <w:t>번</w:t>
-      </w:r>
-      <w:r>
-        <w:rPr>
-          <w:lang w:eastAsia="ko-KR"/>
-        </w:rPr>
-        <w:t xml:space="preserve"> </w:t>
-      </w:r>
-      <w:r>
-        <w:rPr>
-          <w:lang w:eastAsia="ko-KR"/>
-        </w:rPr>
-        <w:t>했고</w:t>
-      </w:r>
-      <w:r>
-        <w:rPr>
-          <w:lang w:eastAsia="ko-KR"/>
-        </w:rPr>
-        <w:t>, P06</w:t>
-      </w:r>
-      <w:r>
-        <w:rPr>
-          <w:lang w:eastAsia="ko-KR"/>
-        </w:rPr>
-        <w:t>은</w:t>
-      </w:r>
-      <w:r>
-        <w:rPr>
-          <w:lang w:eastAsia="ko-KR"/>
-        </w:rPr>
-        <w:t xml:space="preserve"> </w:t>
-      </w:r>
-      <w:r>
-        <w:rPr>
-          <w:lang w:eastAsia="ko-KR"/>
-        </w:rPr>
-        <w:t>이</w:t>
-      </w:r>
-      <w:r>
-        <w:rPr>
-          <w:lang w:eastAsia="ko-KR"/>
-        </w:rPr>
-        <w:t xml:space="preserve"> </w:t>
-      </w:r>
-      <w:r>
-        <w:rPr>
-          <w:lang w:eastAsia="ko-KR"/>
-        </w:rPr>
-        <w:t>발화</w:t>
-      </w:r>
-      <w:r>
-        <w:rPr>
-          <w:lang w:eastAsia="ko-KR"/>
-        </w:rPr>
-        <w:t xml:space="preserve"> </w:t>
-      </w:r>
-      <w:r>
-        <w:rPr>
-          <w:lang w:eastAsia="ko-KR"/>
-        </w:rPr>
-        <w:t>뒤</w:t>
-      </w:r>
-      <w:r>
-        <w:rPr>
-          <w:lang w:eastAsia="ko-KR"/>
-        </w:rPr>
-        <w:t xml:space="preserve"> 6</w:t>
-      </w:r>
-      <w:r>
-        <w:rPr>
-          <w:lang w:eastAsia="ko-KR"/>
-        </w:rPr>
-        <w:t>턴</w:t>
-      </w:r>
-      <w:r>
-        <w:rPr>
-          <w:lang w:eastAsia="ko-KR"/>
-        </w:rPr>
-        <w:t xml:space="preserve"> </w:t>
-      </w:r>
-      <w:r>
-        <w:rPr>
-          <w:lang w:eastAsia="ko-KR"/>
-        </w:rPr>
-        <w:t>만에</w:t>
-      </w:r>
-      <w:r>
-        <w:rPr>
-          <w:lang w:eastAsia="ko-KR"/>
-        </w:rPr>
-        <w:t xml:space="preserve"> </w:t>
-      </w:r>
-      <w:r>
-        <w:rPr>
-          <w:lang w:eastAsia="ko-KR"/>
-        </w:rPr>
-        <w:t>대화를</w:t>
-      </w:r>
-      <w:r>
-        <w:rPr>
-          <w:lang w:eastAsia="ko-KR"/>
-        </w:rPr>
-        <w:t xml:space="preserve"> </w:t>
-      </w:r>
-      <w:r>
-        <w:rPr>
-          <w:lang w:eastAsia="ko-KR"/>
-        </w:rPr>
-        <w:t>중단했습니다</w:t>
-      </w:r>
-      <w:r>
-        <w:rPr>
-          <w:lang w:eastAsia="ko-KR"/>
-        </w:rPr>
-        <w:t xml:space="preserve">. </w:t>
-      </w:r>
-      <w:r>
-        <w:rPr>
-          <w:b/>
-          <w:lang w:eastAsia="ko-KR"/>
-        </w:rPr>
-        <w:t xml:space="preserve">‘C </w:t>
-      </w:r>
-      <w:r>
-        <w:rPr>
-          <w:b/>
-          <w:lang w:eastAsia="ko-KR"/>
-        </w:rPr>
-        <w:t>코드</w:t>
-      </w:r>
-      <w:r>
-        <w:rPr>
-          <w:b/>
-          <w:lang w:eastAsia="ko-KR"/>
-        </w:rPr>
-        <w:t xml:space="preserve"> + </w:t>
-      </w:r>
-      <w:r>
-        <w:rPr>
-          <w:b/>
-          <w:lang w:eastAsia="ko-KR"/>
-        </w:rPr>
-        <w:t>직전</w:t>
-      </w:r>
-      <w:r>
-        <w:rPr>
-          <w:b/>
-          <w:lang w:eastAsia="ko-KR"/>
-        </w:rPr>
-        <w:t xml:space="preserve"> AI </w:t>
-      </w:r>
-      <w:r>
-        <w:rPr>
-          <w:b/>
-          <w:lang w:eastAsia="ko-KR"/>
-        </w:rPr>
-        <w:t>응답이</w:t>
-      </w:r>
-      <w:r>
-        <w:rPr>
-          <w:b/>
-          <w:lang w:eastAsia="ko-KR"/>
-        </w:rPr>
-        <w:t xml:space="preserve"> </w:t>
-      </w:r>
-      <w:r>
-        <w:rPr>
-          <w:b/>
-          <w:lang w:eastAsia="ko-KR"/>
-        </w:rPr>
-        <w:t>길다</w:t>
-      </w:r>
-      <w:r>
-        <w:rPr>
-          <w:b/>
-          <w:lang w:eastAsia="ko-KR"/>
-        </w:rPr>
-        <w:t>’</w:t>
-      </w:r>
       <w:proofErr w:type="spellStart"/>
-      <w:r>
-        <w:rPr>
-          <w:b/>
-          <w:lang w:eastAsia="ko-KR"/>
-        </w:rPr>
-        <w:t>를</w:t>
-      </w:r>
       <w:proofErr w:type="spellEnd"/>
       <w:r>
-        <w:rPr>
-          <w:b/>
-          <w:lang w:eastAsia="ko-KR"/>
-        </w:rPr>
-        <w:t xml:space="preserve"> pushback </w:t>
-      </w:r>
-      <w:r>
-        <w:rPr>
-          <w:b/>
-          <w:lang w:eastAsia="ko-KR"/>
-        </w:rPr>
-        <w:t>자동</w:t>
-      </w:r>
-      <w:r>
-        <w:rPr>
-          <w:b/>
-          <w:lang w:eastAsia="ko-KR"/>
-        </w:rPr>
-        <w:t xml:space="preserve"> </w:t>
-      </w:r>
-      <w:r>
-        <w:rPr>
-          <w:b/>
-          <w:lang w:eastAsia="ko-KR"/>
-        </w:rPr>
-        <w:t>탐지</w:t>
-      </w:r>
-      <w:r>
-        <w:rPr>
-          <w:b/>
-          <w:lang w:eastAsia="ko-KR"/>
-        </w:rPr>
-        <w:t xml:space="preserve"> </w:t>
-      </w:r>
-      <w:r>
-        <w:rPr>
-          <w:b/>
-          <w:lang w:eastAsia="ko-KR"/>
-        </w:rPr>
-        <w:t>신호로</w:t>
-      </w:r>
-      <w:r>
-        <w:rPr>
-          <w:b/>
-          <w:lang w:eastAsia="ko-KR"/>
-        </w:rPr>
-        <w:t xml:space="preserve"> </w:t>
-      </w:r>
-      <w:r>
-        <w:rPr>
-          <w:b/>
-          <w:lang w:eastAsia="ko-KR"/>
-        </w:rPr>
-        <w:t>쓸</w:t>
-      </w:r>
-      <w:r>
-        <w:rPr>
-          <w:b/>
-          <w:lang w:eastAsia="ko-KR"/>
-        </w:rPr>
-        <w:t xml:space="preserve"> </w:t>
-      </w:r>
-      <w:r>
-        <w:rPr>
-          <w:b/>
-          <w:lang w:eastAsia="ko-KR"/>
-        </w:rPr>
-        <w:t>수</w:t>
-      </w:r>
-      <w:r>
-        <w:rPr>
-          <w:b/>
-          <w:lang w:eastAsia="ko-KR"/>
-        </w:rPr>
-        <w:t xml:space="preserve"> </w:t>
-      </w:r>
-      <w:r>
-        <w:rPr>
-          <w:b/>
-          <w:lang w:eastAsia="ko-KR"/>
-        </w:rPr>
-        <w:t>있습니다</w:t>
-      </w:r>
-      <w:r>
-        <w:rPr>
-          <w:b/>
-          <w:lang w:eastAsia="ko-KR"/>
-        </w:rPr>
-        <w:t>.</w:t>
+        <w:rPr/>
+        <w:t xml:space="preserve">P03은 같은 요구를 두 번 했고, </w:t>
+      </w:r>
+      <w:r>
+        <w:rPr>
+          <w:b/>
+        </w:rPr>
+        <w:t>P06은 이 발화가 마지막 턴이었습니다</w:t>
+      </w:r>
+      <w:r>
+        <w:rPr/>
+        <w:t>(전체 6턴 중 6번째). 제지 직후 대화가 끝났다는 뜻이라, 단순한 불만보다 강한 신호입니다. 다만 화행 코드가 둘로 갈리므로 자동 탐지 신호는 ‘C 코드’가 아니라 ‘직전 AI 응답이 길다 + 길이를 지적하는 표현’으로 잡아야 합니다.</w:t>
       </w:r>
     </w:p>
     <w:p>
@@ -6845,411 +5792,27 @@
           <w:lang w:eastAsia="ko-KR"/>
         </w:rPr>
       </w:pPr>
-      <w:r>
-        <w:rPr>
-          <w:b/>
-          <w:lang w:eastAsia="ko-KR"/>
-        </w:rPr>
-        <w:t>두</w:t>
-      </w:r>
-      <w:r>
-        <w:rPr>
-          <w:b/>
-          <w:lang w:eastAsia="ko-KR"/>
-        </w:rPr>
-        <w:t xml:space="preserve"> </w:t>
-      </w:r>
-      <w:r>
-        <w:rPr>
-          <w:b/>
-          <w:lang w:eastAsia="ko-KR"/>
-        </w:rPr>
-        <w:t>축이</w:t>
-      </w:r>
-      <w:r>
-        <w:rPr>
-          <w:b/>
-          <w:lang w:eastAsia="ko-KR"/>
-        </w:rPr>
-        <w:t xml:space="preserve"> </w:t>
-      </w:r>
-      <w:r>
-        <w:rPr>
-          <w:b/>
-          <w:lang w:eastAsia="ko-KR"/>
-        </w:rPr>
-        <w:t>서로</w:t>
-      </w:r>
-      <w:r>
-        <w:rPr>
-          <w:b/>
-          <w:lang w:eastAsia="ko-KR"/>
-        </w:rPr>
-        <w:t xml:space="preserve"> </w:t>
-      </w:r>
-      <w:r>
-        <w:rPr>
-          <w:b/>
-          <w:lang w:eastAsia="ko-KR"/>
-        </w:rPr>
-        <w:t>환원되지</w:t>
-      </w:r>
-      <w:r>
-        <w:rPr>
-          <w:b/>
-          <w:lang w:eastAsia="ko-KR"/>
-        </w:rPr>
-        <w:t xml:space="preserve"> </w:t>
-      </w:r>
-      <w:r>
-        <w:rPr>
-          <w:b/>
-          <w:lang w:eastAsia="ko-KR"/>
-        </w:rPr>
-        <w:t>않는다는</w:t>
-      </w:r>
-      <w:r>
-        <w:rPr>
-          <w:b/>
-          <w:lang w:eastAsia="ko-KR"/>
-        </w:rPr>
-        <w:t xml:space="preserve"> </w:t>
-      </w:r>
-      <w:r>
-        <w:rPr>
-          <w:b/>
-          <w:lang w:eastAsia="ko-KR"/>
-        </w:rPr>
-        <w:t>점이</w:t>
-      </w:r>
-      <w:r>
-        <w:rPr>
-          <w:b/>
-          <w:lang w:eastAsia="ko-KR"/>
-        </w:rPr>
-        <w:t xml:space="preserve"> </w:t>
-      </w:r>
-      <w:r>
-        <w:rPr>
-          <w:b/>
-          <w:lang w:eastAsia="ko-KR"/>
-        </w:rPr>
-        <w:t>중요합니다</w:t>
-      </w:r>
-      <w:r>
-        <w:rPr>
-          <w:b/>
-          <w:lang w:eastAsia="ko-KR"/>
-        </w:rPr>
-        <w:t xml:space="preserve">. </w:t>
-      </w:r>
-      <w:r>
-        <w:rPr>
-          <w:lang w:eastAsia="ko-KR"/>
-        </w:rPr>
-        <w:t>EXPR</w:t>
-      </w:r>
-      <w:r>
-        <w:rPr>
-          <w:lang w:eastAsia="ko-KR"/>
-        </w:rPr>
-        <w:t>이</w:t>
-      </w:r>
-      <w:r>
-        <w:rPr>
-          <w:lang w:eastAsia="ko-KR"/>
-        </w:rPr>
-        <w:t xml:space="preserve"> </w:t>
-      </w:r>
-      <w:r>
-        <w:rPr>
-          <w:lang w:eastAsia="ko-KR"/>
-        </w:rPr>
-        <w:t>정서</w:t>
-      </w:r>
-      <w:r>
-        <w:rPr>
-          <w:lang w:eastAsia="ko-KR"/>
-        </w:rPr>
-        <w:t xml:space="preserve"> 91%</w:t>
-      </w:r>
-      <w:r>
-        <w:rPr>
-          <w:lang w:eastAsia="ko-KR"/>
-        </w:rPr>
-        <w:t>인</w:t>
-      </w:r>
-      <w:r>
-        <w:rPr>
-          <w:lang w:eastAsia="ko-KR"/>
-        </w:rPr>
-        <w:t xml:space="preserve"> </w:t>
-      </w:r>
-      <w:r>
-        <w:rPr>
-          <w:lang w:eastAsia="ko-KR"/>
-        </w:rPr>
-        <w:t>것은</w:t>
-      </w:r>
-      <w:r>
-        <w:rPr>
-          <w:lang w:eastAsia="ko-KR"/>
-        </w:rPr>
-        <w:t xml:space="preserve"> </w:t>
-      </w:r>
-      <w:r>
-        <w:rPr>
-          <w:lang w:eastAsia="ko-KR"/>
-        </w:rPr>
-        <w:t>당연하지만</w:t>
-      </w:r>
-      <w:r>
-        <w:rPr>
-          <w:lang w:eastAsia="ko-KR"/>
-        </w:rPr>
-        <w:t xml:space="preserve">, </w:t>
-      </w:r>
-      <w:r>
-        <w:rPr>
-          <w:lang w:eastAsia="ko-KR"/>
-        </w:rPr>
-        <w:t>정보</w:t>
-      </w:r>
-      <w:r>
-        <w:rPr>
-          <w:lang w:eastAsia="ko-KR"/>
-        </w:rPr>
-        <w:t>·</w:t>
-      </w:r>
-      <w:r>
-        <w:rPr>
-          <w:lang w:eastAsia="ko-KR"/>
-        </w:rPr>
-        <w:t>상태</w:t>
-      </w:r>
-      <w:r>
-        <w:rPr>
-          <w:lang w:eastAsia="ko-KR"/>
-        </w:rPr>
-        <w:t xml:space="preserve"> </w:t>
-      </w:r>
-      <w:r>
-        <w:rPr>
-          <w:lang w:eastAsia="ko-KR"/>
-        </w:rPr>
-        <w:t>서술인</w:t>
-      </w:r>
-      <w:r>
-        <w:rPr>
-          <w:lang w:eastAsia="ko-KR"/>
-        </w:rPr>
-        <w:t xml:space="preserve"> S</w:t>
-      </w:r>
-      <w:r>
-        <w:rPr>
-          <w:lang w:eastAsia="ko-KR"/>
-        </w:rPr>
-        <w:t>도</w:t>
-      </w:r>
-      <w:r>
-        <w:rPr>
-          <w:lang w:eastAsia="ko-KR"/>
-        </w:rPr>
-        <w:t xml:space="preserve"> 31%</w:t>
-      </w:r>
-      <w:r>
-        <w:rPr>
-          <w:lang w:eastAsia="ko-KR"/>
-        </w:rPr>
-        <w:t>가</w:t>
-      </w:r>
-      <w:r>
-        <w:rPr>
-          <w:lang w:eastAsia="ko-KR"/>
-        </w:rPr>
-        <w:t xml:space="preserve"> </w:t>
-      </w:r>
-      <w:r>
-        <w:rPr>
-          <w:lang w:eastAsia="ko-KR"/>
-        </w:rPr>
-        <w:t>정서를</w:t>
-      </w:r>
-      <w:r>
-        <w:rPr>
-          <w:lang w:eastAsia="ko-KR"/>
-        </w:rPr>
-        <w:t xml:space="preserve"> </w:t>
-      </w:r>
-      <w:r>
-        <w:rPr>
-          <w:lang w:eastAsia="ko-KR"/>
-        </w:rPr>
-        <w:t>담고</w:t>
-      </w:r>
-      <w:r>
-        <w:rPr>
-          <w:lang w:eastAsia="ko-KR"/>
-        </w:rPr>
-        <w:t xml:space="preserve"> </w:t>
-      </w:r>
-      <w:r>
-        <w:rPr>
-          <w:lang w:eastAsia="ko-KR"/>
-        </w:rPr>
-        <w:t>있습니다</w:t>
-      </w:r>
-      <w:r>
-        <w:rPr>
-          <w:lang w:eastAsia="ko-KR"/>
-        </w:rPr>
-        <w:t xml:space="preserve">. </w:t>
-      </w:r>
-      <w:r>
-        <w:rPr>
-          <w:lang w:eastAsia="ko-KR"/>
-        </w:rPr>
-        <w:t>그중</w:t>
-      </w:r>
-      <w:r>
-        <w:rPr>
-          <w:lang w:eastAsia="ko-KR"/>
-        </w:rPr>
-        <w:t xml:space="preserve"> 28</w:t>
-      </w:r>
-      <w:r>
-        <w:rPr>
-          <w:lang w:eastAsia="ko-KR"/>
-        </w:rPr>
-        <w:t>건이</w:t>
-      </w:r>
-      <w:r>
-        <w:rPr>
-          <w:lang w:eastAsia="ko-KR"/>
-        </w:rPr>
-        <w:t xml:space="preserve"> IMP — </w:t>
-      </w:r>
       <w:proofErr w:type="spellStart"/>
-      <w:r>
-        <w:rPr>
-          <w:lang w:eastAsia="ko-KR"/>
-        </w:rPr>
-        <w:t>감정어</w:t>
-      </w:r>
       <w:proofErr w:type="spellEnd"/>
       <w:r>
         <w:rPr>
-          <w:lang w:eastAsia="ko-KR"/>
-        </w:rPr>
-        <w:t xml:space="preserve"> </w:t>
-      </w:r>
-      <w:r>
-        <w:rPr>
-          <w:lang w:eastAsia="ko-KR"/>
-        </w:rPr>
-        <w:t>없이</w:t>
-      </w:r>
-      <w:r>
-        <w:rPr>
-          <w:lang w:eastAsia="ko-KR"/>
-        </w:rPr>
-        <w:t xml:space="preserve"> </w:t>
-      </w:r>
-      <w:r>
-        <w:rPr>
-          <w:lang w:eastAsia="ko-KR"/>
-        </w:rPr>
-        <w:t>맥락으로만</w:t>
-      </w:r>
-      <w:r>
-        <w:rPr>
-          <w:lang w:eastAsia="ko-KR"/>
-        </w:rPr>
-        <w:t xml:space="preserve"> </w:t>
-      </w:r>
-      <w:r>
-        <w:rPr>
-          <w:lang w:eastAsia="ko-KR"/>
-        </w:rPr>
-        <w:t>읽히는</w:t>
-      </w:r>
-      <w:r>
-        <w:rPr>
-          <w:lang w:eastAsia="ko-KR"/>
-        </w:rPr>
-        <w:t xml:space="preserve"> </w:t>
-      </w:r>
-      <w:r>
-        <w:rPr>
-          <w:lang w:eastAsia="ko-KR"/>
-        </w:rPr>
-        <w:t>발화입니다</w:t>
-      </w:r>
-      <w:r>
-        <w:rPr>
-          <w:lang w:eastAsia="ko-KR"/>
-        </w:rPr>
-        <w:t xml:space="preserve">. </w:t>
-      </w:r>
-      <w:r>
-        <w:rPr>
-          <w:lang w:eastAsia="ko-KR"/>
-        </w:rPr>
-        <w:t>화행</w:t>
-      </w:r>
-      <w:r>
-        <w:rPr>
-          <w:lang w:eastAsia="ko-KR"/>
-        </w:rPr>
-        <w:t xml:space="preserve"> </w:t>
-      </w:r>
-      <w:r>
-        <w:rPr>
-          <w:lang w:eastAsia="ko-KR"/>
-        </w:rPr>
-        <w:t>축만으로는</w:t>
-      </w:r>
-      <w:r>
-        <w:rPr>
-          <w:lang w:eastAsia="ko-KR"/>
-        </w:rPr>
-        <w:t xml:space="preserve"> </w:t>
-      </w:r>
-      <w:r>
-        <w:rPr>
-          <w:lang w:eastAsia="ko-KR"/>
-        </w:rPr>
-        <w:t>이것이</w:t>
-      </w:r>
-      <w:r>
-        <w:rPr>
-          <w:lang w:eastAsia="ko-KR"/>
-        </w:rPr>
-        <w:t xml:space="preserve"> </w:t>
-      </w:r>
-      <w:r>
-        <w:rPr>
-          <w:lang w:eastAsia="ko-KR"/>
-        </w:rPr>
-        <w:t>보이지</w:t>
-      </w:r>
-      <w:r>
-        <w:rPr>
-          <w:lang w:eastAsia="ko-KR"/>
-        </w:rPr>
-        <w:t xml:space="preserve"> </w:t>
-      </w:r>
-      <w:r>
-        <w:rPr>
-          <w:lang w:eastAsia="ko-KR"/>
-        </w:rPr>
-        <w:t>않습니다</w:t>
-      </w:r>
-      <w:r>
-        <w:rPr>
-          <w:lang w:eastAsia="ko-KR"/>
-        </w:rPr>
-        <w:t>.</w:t>
+          <w:b/>
+        </w:rPr>
+        <w:t>두 축이 서로 환원되지 않는다는 점이 중요합니다</w:t>
+      </w:r>
+      <w:r>
+        <w:rPr/>
+        <w:t xml:space="preserve">. EXPR이 정서 91%인 것은 당연하지만, 정보·상태 서술인 S도 31%가 정서를 담고 있습니다. 그중 28건이 IMP — 감정어 없이 맥락으로만 읽히는 발화입니다. </w:t>
+      </w:r>
+      <w:r>
+        <w:rPr>
+          <w:b/>
+        </w:rPr>
+        <w:t>화행을 알아도 그 문장에 정서가 있는지는 맞히기 어렵습니다</w:t>
+      </w:r>
+      <w:r>
+        <w:rPr/>
+        <w:t xml:space="preserve"> — 무조건 ‘정서 없음’으로 찍으면 65.1%인데, 화행별 최빈 정서로 찍어도 72.3%로 7.2%p 오르는 데 그칩니다(Cramér’s V = 0.481). 다만 두 축을 같은 코더가 같은 문장에 연속으로 부여했으므로, 축 간 독립성이 절차로 보장되지는 않습니다. 코더를 축별로 나누는 것이 다음 단계입니다.</w:t>
       </w:r>
     </w:p>
     <w:p>
@@ -8599,241 +7162,12 @@
       <w:r>
         <w:rPr>
           <w:b/>
-          <w:lang w:eastAsia="ko-KR"/>
-        </w:rPr>
-        <w:t>Q</w:t>
-      </w:r>
-      <w:r>
-        <w:rPr>
-          <w:b/>
-          <w:lang w:eastAsia="ko-KR"/>
-        </w:rPr>
-        <w:t>와</w:t>
-      </w:r>
-      <w:r>
-        <w:rPr>
-          <w:b/>
-          <w:lang w:eastAsia="ko-KR"/>
-        </w:rPr>
-        <w:t xml:space="preserve"> RQ</w:t>
-      </w:r>
-      <w:r>
-        <w:rPr>
-          <w:b/>
-          <w:lang w:eastAsia="ko-KR"/>
-        </w:rPr>
-        <w:t>가</w:t>
-      </w:r>
-      <w:r>
-        <w:rPr>
-          <w:b/>
-          <w:lang w:eastAsia="ko-KR"/>
-        </w:rPr>
-        <w:t xml:space="preserve"> </w:t>
-      </w:r>
-      <w:r>
-        <w:rPr>
-          <w:b/>
-          <w:lang w:eastAsia="ko-KR"/>
-        </w:rPr>
-        <w:t>전혀</w:t>
-      </w:r>
-      <w:r>
-        <w:rPr>
-          <w:b/>
-          <w:lang w:eastAsia="ko-KR"/>
-        </w:rPr>
-        <w:t xml:space="preserve"> </w:t>
-      </w:r>
-      <w:r>
-        <w:rPr>
-          <w:b/>
-          <w:lang w:eastAsia="ko-KR"/>
-        </w:rPr>
-        <w:t>움직이지</w:t>
-      </w:r>
-      <w:r>
-        <w:rPr>
-          <w:b/>
-          <w:lang w:eastAsia="ko-KR"/>
-        </w:rPr>
-        <w:t xml:space="preserve"> </w:t>
-      </w:r>
-      <w:r>
-        <w:rPr>
-          <w:b/>
-          <w:lang w:eastAsia="ko-KR"/>
-        </w:rPr>
-        <w:t>않은</w:t>
-      </w:r>
-      <w:r>
-        <w:rPr>
-          <w:b/>
-          <w:lang w:eastAsia="ko-KR"/>
-        </w:rPr>
-        <w:t xml:space="preserve"> </w:t>
-      </w:r>
-      <w:r>
-        <w:rPr>
-          <w:b/>
-          <w:lang w:eastAsia="ko-KR"/>
-        </w:rPr>
-        <w:t>것이</w:t>
-      </w:r>
-      <w:r>
-        <w:rPr>
-          <w:b/>
-          <w:lang w:eastAsia="ko-KR"/>
-        </w:rPr>
-        <w:t xml:space="preserve"> </w:t>
-      </w:r>
-      <w:r>
-        <w:rPr>
-          <w:b/>
-          <w:lang w:eastAsia="ko-KR"/>
-        </w:rPr>
-        <w:t>근거의</w:t>
-      </w:r>
-      <w:r>
-        <w:rPr>
-          <w:b/>
-          <w:lang w:eastAsia="ko-KR"/>
-        </w:rPr>
-        <w:t xml:space="preserve"> </w:t>
-      </w:r>
-      <w:r>
-        <w:rPr>
-          <w:b/>
-          <w:lang w:eastAsia="ko-KR"/>
-        </w:rPr>
-        <w:t>핵심입니다</w:t>
-      </w:r>
-      <w:r>
-        <w:rPr>
-          <w:b/>
-          <w:lang w:eastAsia="ko-KR"/>
-        </w:rPr>
-        <w:t xml:space="preserve">. </w:t>
-      </w:r>
-      <w:r>
-        <w:rPr>
-          <w:lang w:eastAsia="ko-KR"/>
-        </w:rPr>
-        <w:t>체계</w:t>
-      </w:r>
-      <w:r>
-        <w:rPr>
-          <w:lang w:eastAsia="ko-KR"/>
-        </w:rPr>
-        <w:t xml:space="preserve"> </w:t>
-      </w:r>
-      <w:r>
-        <w:rPr>
-          <w:lang w:eastAsia="ko-KR"/>
-        </w:rPr>
-        <w:t>전체가</w:t>
-      </w:r>
-      <w:r>
-        <w:rPr>
-          <w:lang w:eastAsia="ko-KR"/>
-        </w:rPr>
-        <w:t xml:space="preserve"> </w:t>
-      </w:r>
-      <w:r>
-        <w:rPr>
-          <w:lang w:eastAsia="ko-KR"/>
-        </w:rPr>
-        <w:t>틀린</w:t>
-      </w:r>
-      <w:r>
-        <w:rPr>
-          <w:lang w:eastAsia="ko-KR"/>
-        </w:rPr>
-        <w:t xml:space="preserve"> </w:t>
-      </w:r>
-      <w:r>
-        <w:rPr>
-          <w:lang w:eastAsia="ko-KR"/>
-        </w:rPr>
-        <w:t>것이</w:t>
-      </w:r>
-      <w:r>
-        <w:rPr>
-          <w:lang w:eastAsia="ko-KR"/>
-        </w:rPr>
-        <w:t xml:space="preserve"> </w:t>
-      </w:r>
-      <w:r>
-        <w:rPr>
-          <w:lang w:eastAsia="ko-KR"/>
-        </w:rPr>
-        <w:t>아니라</w:t>
-      </w:r>
-      <w:r>
-        <w:rPr>
-          <w:lang w:eastAsia="ko-KR"/>
-        </w:rPr>
-        <w:t xml:space="preserve"> </w:t>
-      </w:r>
-      <w:r>
-        <w:rPr>
-          <w:lang w:eastAsia="ko-KR"/>
-        </w:rPr>
-        <w:t>대화행위</w:t>
-      </w:r>
-      <w:r>
-        <w:rPr>
-          <w:lang w:eastAsia="ko-KR"/>
-        </w:rPr>
-        <w:t xml:space="preserve"> </w:t>
-      </w:r>
-      <w:r>
-        <w:rPr>
-          <w:lang w:eastAsia="ko-KR"/>
-        </w:rPr>
-        <w:t>층위만</w:t>
-      </w:r>
-      <w:r>
-        <w:rPr>
-          <w:lang w:eastAsia="ko-KR"/>
-        </w:rPr>
-        <w:t xml:space="preserve"> </w:t>
-      </w:r>
-      <w:r>
-        <w:rPr>
-          <w:lang w:eastAsia="ko-KR"/>
-        </w:rPr>
-        <w:t>비어</w:t>
-      </w:r>
-      <w:r>
-        <w:rPr>
-          <w:lang w:eastAsia="ko-KR"/>
-        </w:rPr>
-        <w:t xml:space="preserve"> </w:t>
-      </w:r>
-      <w:r>
-        <w:rPr>
-          <w:lang w:eastAsia="ko-KR"/>
-        </w:rPr>
-        <w:t>있었다는</w:t>
-      </w:r>
-      <w:r>
-        <w:rPr>
-          <w:lang w:eastAsia="ko-KR"/>
-        </w:rPr>
-        <w:t xml:space="preserve"> </w:t>
-      </w:r>
-      <w:r>
-        <w:rPr>
-          <w:lang w:eastAsia="ko-KR"/>
-        </w:rPr>
-        <w:t>뜻입니다</w:t>
-      </w:r>
-      <w:r>
-        <w:rPr>
-          <w:lang w:eastAsia="ko-KR"/>
-        </w:rPr>
-        <w:t>.</w:t>
+        </w:rPr>
+        <w:t>Q가 한 건도 움직이지 않은 것이 근거의 핵심입니다</w:t>
+      </w:r>
+      <w:r>
+        <w:rPr/>
+        <w:t>. 체계 전체가 틀린 것이 아니라 대화행위 층위만 비어 있었다는 뜻입니다. RQ는 1건이 EXPR로 옮겨갔는데, 그 발화(“아니 이해가안돼서그래”)는 의문문 형식이 아니라 감정 분출입니다. 원 체계에 EXPR이 없어 RQ로 밀려 들어간 사례이므로, 이 이동 역시 같은 결론을 가리킵니다.</w:t>
       </w:r>
     </w:p>
     <w:p>
